--- a/paper/scientific_reports/sn-manuscript.docx
+++ b/paper/scientific_reports/sn-manuscript.docx
@@ -5378,18 +5378,29 @@
         <w:t xml:space="preserve"> </w:t>
       </w:r>
       <w:r>
-        <w:t xml:space="preserve">reproducibility capsule (CodeOcean DOI assigned at deposit; MIT license), mirrored in the source</w:t>
-      </w:r>
-      <w:r>
-        <w:t xml:space="preserve"> </w:t>
-      </w:r>
-      <w:r>
-        <w:t xml:space="preserve">repository at</w:t>
-      </w:r>
-      <w:r>
-        <w:t xml:space="preserve"> </w:t>
+        <w:t xml:space="preserve">reproducibility capsule archived on Zenodo (</w:t>
       </w:r>
       <w:hyperlink r:id="rId55">
+        <w:r>
+          <w:rPr>
+            <w:rStyle w:val="Hyperlink"/>
+          </w:rPr>
+          <w:t xml:space="preserve">https://doi.org/10.5281/zenodo.21953935</w:t>
+        </w:r>
+      </w:hyperlink>
+      <w:r>
+        <w:t xml:space="preserve">; MIT license),</w:t>
+      </w:r>
+      <w:r>
+        <w:t xml:space="preserve"> </w:t>
+      </w:r>
+      <w:r>
+        <w:t xml:space="preserve">mirrored in the source repository at</w:t>
+      </w:r>
+      <w:r>
+        <w:t xml:space="preserve"> </w:t>
+      </w:r>
+      <w:hyperlink r:id="rId56">
         <w:r>
           <w:rPr>
             <w:rStyle w:val="Hyperlink"/>
@@ -5704,11 +5715,11 @@
       <w:pPr>
         <w:pStyle w:val="Heading2"/>
       </w:pPr>
-      <w:bookmarkStart w:id="56" w:name="code-availability"/>
+      <w:bookmarkStart w:id="57" w:name="code-availability"/>
       <w:r>
         <w:t xml:space="preserve">Code availability</w:t>
       </w:r>
-      <w:bookmarkEnd w:id="56"/>
+      <w:bookmarkEnd w:id="57"/>
     </w:p>
     <w:p>
       <w:pPr>
@@ -5755,11 +5766,11 @@
       <w:pPr>
         <w:pStyle w:val="Heading1"/>
       </w:pPr>
-      <w:bookmarkStart w:id="57" w:name="references"/>
+      <w:bookmarkStart w:id="58" w:name="references"/>
       <w:r>
         <w:t xml:space="preserve">References</w:t>
       </w:r>
-      <w:bookmarkEnd w:id="57"/>
+      <w:bookmarkEnd w:id="58"/>
     </w:p>
     <w:p>
       <w:pPr>
@@ -6161,11 +6172,11 @@
       <w:pPr>
         <w:pStyle w:val="Heading2"/>
       </w:pPr>
-      <w:bookmarkStart w:id="58" w:name="author-contributions"/>
+      <w:bookmarkStart w:id="59" w:name="author-contributions"/>
       <w:r>
         <w:t xml:space="preserve">Author contributions</w:t>
       </w:r>
-      <w:bookmarkEnd w:id="58"/>
+      <w:bookmarkEnd w:id="59"/>
     </w:p>
     <w:p>
       <w:pPr>
@@ -6215,11 +6226,11 @@
       <w:pPr>
         <w:pStyle w:val="Heading2"/>
       </w:pPr>
-      <w:bookmarkStart w:id="59" w:name="ethics-declarations"/>
+      <w:bookmarkStart w:id="60" w:name="ethics-declarations"/>
       <w:r>
         <w:t xml:space="preserve">Ethics declarations</w:t>
       </w:r>
-      <w:bookmarkEnd w:id="59"/>
+      <w:bookmarkEnd w:id="60"/>
     </w:p>
     <w:p>
       <w:pPr>
@@ -6251,11 +6262,11 @@
       <w:pPr>
         <w:pStyle w:val="Heading2"/>
       </w:pPr>
-      <w:bookmarkStart w:id="60" w:name="additional-information"/>
+      <w:bookmarkStart w:id="61" w:name="additional-information"/>
       <w:r>
         <w:t xml:space="preserve">Additional Information</w:t>
       </w:r>
-      <w:bookmarkEnd w:id="60"/>
+      <w:bookmarkEnd w:id="61"/>
     </w:p>
     <w:p>
       <w:pPr>

--- a/paper/scientific_reports/sn-manuscript.docx
+++ b/paper/scientific_reports/sn-manuscript.docx
@@ -5405,7 +5405,7 @@
           <w:rPr>
             <w:rStyle w:val="Hyperlink"/>
           </w:rPr>
-          <w:t xml:space="preserve">https://github.com/samirrc2/prompt-choice-credit-ratings</w:t>
+          <w:t xml:space="preserve">https://github.com/samirrc2/Sensitivity-of-AI-Generated-Credit-Ratings-to-Elicitation-Choices</w:t>
         </w:r>
       </w:hyperlink>
       <w:r>

--- a/paper/scientific_reports/sn-manuscript.docx
+++ b/paper/scientific_reports/sn-manuscript.docx
@@ -1253,19 +1253,25 @@
         <w:pStyle w:val="FirstParagraph"/>
       </w:pPr>
       <w:r>
-        <w:t xml:space="preserve">We first consider the source of variation in the machine-generated credit rating. A mixed-effects</w:t>
-      </w:r>
-      <w:r>
-        <w:t xml:space="preserve"> </w:t>
-      </w:r>
-      <w:r>
-        <w:t xml:space="preserve">decomposition of the full letter-rating rank attributes variance to the firm profile, individual</w:t>
-      </w:r>
-      <w:r>
-        <w:t xml:space="preserve"> </w:t>
-      </w:r>
-      <w:r>
-        <w:t xml:space="preserve">elicitation-design axes, the provider-by-item interaction, and residual run-to-run variation.</w:t>
+        <w:t xml:space="preserve">We first consider the source of variation in the machine-generated credit rating. An</w:t>
+      </w:r>
+      <w:r>
+        <w:t xml:space="preserve"> </w:t>
+      </w:r>
+      <w:r>
+        <w:t xml:space="preserve">analysis-of-variance decomposition of the full letter-rating rank (ordinary least squares with Type-II</w:t>
+      </w:r>
+      <w:r>
+        <w:t xml:space="preserve"> </w:t>
+      </w:r>
+      <w:r>
+        <w:t xml:space="preserve">sums of squares) attributes variance to the firm profile, individual elicitation-design axes, the</w:t>
+      </w:r>
+      <w:r>
+        <w:t xml:space="preserve"> </w:t>
+      </w:r>
+      <w:r>
+        <w:t xml:space="preserve">provider-by-item interaction, and residual run-to-run variation.</w:t>
       </w:r>
     </w:p>
     <w:p>
@@ -1560,13 +1566,13 @@
         <w:pStyle w:val="TableCaption"/>
       </w:pPr>
       <w:r>
-        <w:t xml:space="preserve">Variance shares of the machine credit letter-rank (mixed-effects). Every controllable design</w:t>
-      </w:r>
-      <w:r>
-        <w:t xml:space="preserve"> </w:t>
-      </w:r>
-      <w:r>
-        <w:t xml:space="preserve">choice is small relative to run-to-run noise.</w:t>
+        <w:t xml:space="preserve">Variance shares of the machine credit letter-rank (OLS decomposition with Type-II ANOVA). Every</w:t>
+      </w:r>
+      <w:r>
+        <w:t xml:space="preserve"> </w:t>
+      </w:r>
+      <w:r>
+        <w:t xml:space="preserve">controllable design choice is small relative to run-to-run noise.</w:t>
       </w:r>
     </w:p>
     <w:tbl>
@@ -1574,7 +1580,7 @@
         <w:tblStyle w:val="Table"/>
         <w:tblW w:type="pct" w:w="0.0"/>
         <w:tblLook w:firstRow="1"/>
-        <w:tblCaption w:val="Variance shares of the machine credit letter-rank (mixed-effects). Every controllable design choice is small relative to run-to-run noise."/>
+        <w:tblCaption w:val="Variance shares of the machine credit letter-rank (OLS decomposition with Type-II ANOVA). Every controllable design choice is small relative to run-to-run noise."/>
       </w:tblPr>
       <w:tblGrid/>
       <w:tr>
@@ -2647,7 +2653,13 @@
         <w:pStyle w:val="TableCaption"/>
       </w:pPr>
       <w:r>
-        <w:t xml:space="preserve">Fragility in decision and economic units.</w:t>
+        <w:t xml:space="preserve">Fragility in decision and economic units. Parenthetical values are 95% confidence intervals</w:t>
+      </w:r>
+      <w:r>
+        <w:t xml:space="preserve"> </w:t>
+      </w:r>
+      <w:r>
+        <w:t xml:space="preserve">(issuer-clustered percentile bootstrap).</w:t>
       </w:r>
     </w:p>
     <w:tbl>
@@ -2655,7 +2667,7 @@
         <w:tblStyle w:val="Table"/>
         <w:tblW w:type="pct" w:w="0.0"/>
         <w:tblLook w:firstRow="1"/>
-        <w:tblCaption w:val="Fragility in decision and economic units."/>
+        <w:tblCaption w:val="Fragility in decision and economic units. Parenthetical values are 95% confidence intervals (issuer-clustered percentile bootstrap)."/>
       </w:tblPr>
       <w:tblGrid/>
       <w:tr>
@@ -3251,13 +3263,19 @@
       <w:r>
         <w:t xml:space="preserve">Real-firm arm: 31 decontaminated business-to-business issuers, agency-rating benchmark.</w:t>
       </w:r>
+      <w:r>
+        <w:t xml:space="preserve"> </w:t>
+      </w:r>
+      <w:r>
+        <w:t xml:space="preserve">Parenthetical values are 95% confidence intervals (issuer-clustered percentile bootstrap).</w:t>
+      </w:r>
     </w:p>
     <w:tbl>
       <w:tblPr>
         <w:tblStyle w:val="Table"/>
         <w:tblW w:type="pct" w:w="0.0"/>
         <w:tblLook w:firstRow="1"/>
-        <w:tblCaption w:val="Real-firm arm: 31 decontaminated business-to-business issuers, agency-rating benchmark."/>
+        <w:tblCaption w:val="Real-firm arm: 31 decontaminated business-to-business issuers, agency-rating benchmark. Parenthetical values are 95% confidence intervals (issuer-clustered percentile bootstrap)."/>
       </w:tblPr>
       <w:tblGrid/>
       <w:tr>
@@ -3852,368 +3870,356 @@
     </w:p>
     <w:p>
       <w:pPr>
+        <w:pStyle w:val="BodyText"/>
+      </w:pPr>
+      <w:r>
+        <w:rPr>
+          <w:b/>
+        </w:rPr>
+        <w:t xml:space="preserve">Limitations.</w:t>
+      </w:r>
+      <w:r>
+        <w:t xml:space="preserve"> </w:t>
+      </w:r>
+      <w:r>
+        <w:t xml:space="preserve">These findings have several limitations that bound their scope. First, the study considers three model</w:t>
+      </w:r>
+      <w:r>
+        <w:t xml:space="preserve"> </w:t>
+      </w:r>
+      <w:r>
+        <w:t xml:space="preserve">families and the specific model snapshots and configurations included in the pre-registered design; the</w:t>
+      </w:r>
+      <w:r>
+        <w:t xml:space="preserve"> </w:t>
+      </w:r>
+      <w:r>
+        <w:t xml:space="preserve">results should therefore be viewed as evidence of how the evaluated systems behave, not as a universal</w:t>
+      </w:r>
+      <w:r>
+        <w:t xml:space="preserve"> </w:t>
+      </w:r>
+      <w:r>
+        <w:t xml:space="preserve">numerical estimate for all current or future LLMs. One earlier-version xAI snapshot returned no usable</w:t>
+      </w:r>
+      <w:r>
+        <w:t xml:space="preserve"> </w:t>
+      </w:r>
+      <w:r>
+        <w:t xml:space="preserve">content and is retained as a documented dead cell rather than imputed.</w:t>
+      </w:r>
+    </w:p>
+    <w:p>
+      <w:pPr>
+        <w:pStyle w:val="BodyText"/>
+      </w:pPr>
+      <w:r>
+        <w:t xml:space="preserve">Second, the main identification sample is a fixed 90-item constructed battery, with 45 profiles in the</w:t>
+      </w:r>
+      <w:r>
+        <w:t xml:space="preserve"> </w:t>
+      </w:r>
+      <w:r>
+        <w:t xml:space="preserve">credit-health task and 45 in the directional task. Repeated specifications increase coverage of the</w:t>
+      </w:r>
+      <w:r>
+        <w:t xml:space="preserve"> </w:t>
+      </w:r>
+      <w:r>
+        <w:t xml:space="preserve">elicitation space but not the number of independent underlying firm profiles, so the flip rates and</w:t>
+      </w:r>
+      <w:r>
+        <w:t xml:space="preserve"> </w:t>
+      </w:r>
+      <w:r>
+        <w:t xml:space="preserve">variance estimates remain sample statistics for the battery considered.</w:t>
+      </w:r>
+    </w:p>
+    <w:p>
+      <w:pPr>
+        <w:pStyle w:val="BodyText"/>
+      </w:pPr>
+      <w:r>
+        <w:t xml:space="preserve">Third, the real-firm arm comprises 31 U.S. mid-cap business-to-business issuers selected under the</w:t>
+      </w:r>
+      <w:r>
+        <w:t xml:space="preserve"> </w:t>
+      </w:r>
+      <w:r>
+        <w:t xml:space="preserve">decontamination design. This sample checks external validity but is much smaller than the controlled</w:t>
+      </w:r>
+      <w:r>
+        <w:t xml:space="preserve"> </w:t>
+      </w:r>
+      <w:r>
+        <w:t xml:space="preserve">battery at the relevant strata; in particular, the WATCH-stratum comparison lacks the power to detect the</w:t>
+      </w:r>
+      <w:r>
+        <w:t xml:space="preserve"> </w:t>
+      </w:r>
+      <w:r>
+        <w:t xml:space="preserve">pre-specified equivalence margin, and quantitative equivalence between the constructed and real-firm</w:t>
+      </w:r>
+      <w:r>
+        <w:t xml:space="preserve"> </w:t>
+      </w:r>
+      <w:r>
+        <w:t xml:space="preserve">estimates is not established.</w:t>
+      </w:r>
+    </w:p>
+    <w:p>
+      <w:pPr>
+        <w:pStyle w:val="BodyText"/>
+      </w:pPr>
+      <w:r>
+        <w:t xml:space="preserve">Fourth, the study measures stability, not absolute credit-rating capability. The Altman Z</w:t>
+      </w:r>
+      <m:oMath>
+        <m:r>
+          <m:t>″</m:t>
+        </m:r>
+      </m:oMath>
+      <w:r>
+        <w:t xml:space="preserve"> </w:t>
+      </w:r>
+      <w:r>
+        <w:t xml:space="preserve">mapping</w:t>
+      </w:r>
+      <w:r>
+        <w:t xml:space="preserve"> </w:t>
+      </w:r>
+      <w:r>
+        <w:t xml:space="preserve">provides a pre-specified accounting-based benchmark for constructing and evaluating the controlled</w:t>
+      </w:r>
+      <w:r>
+        <w:t xml:space="preserve"> </w:t>
+      </w:r>
+      <w:r>
+        <w:t xml:space="preserve">credit-health battery, while disclosed agency ratings provide an alternative descriptive reference;</w:t>
+      </w:r>
+      <w:r>
+        <w:t xml:space="preserve"> </w:t>
+      </w:r>
+      <w:r>
+        <w:t xml:space="preserve">neither is treated as a unique ground-truth credit opinion. Whether generative models can produce more</w:t>
+      </w:r>
+      <w:r>
+        <w:t xml:space="preserve"> </w:t>
+      </w:r>
+      <w:r>
+        <w:t xml:space="preserve">accurate credit assessments than established statistical, market-based, or agency methods is a separate</w:t>
+      </w:r>
+      <w:r>
+        <w:t xml:space="preserve"> </w:t>
+      </w:r>
+      <w:r>
+        <w:t xml:space="preserve">research question.</w:t>
+      </w:r>
+    </w:p>
+    <w:p>
+      <w:pPr>
+        <w:pStyle w:val="BodyText"/>
+      </w:pPr>
+      <w:r>
+        <w:t xml:space="preserve">Finally, the spread and regulatory-capital translations are post-hoc calibrations that express observed</w:t>
+      </w:r>
+      <w:r>
+        <w:t xml:space="preserve"> </w:t>
+      </w:r>
+      <w:r>
+        <w:t xml:space="preserve">rating dispersion in economically interpretable units. They are not pre-registered tests and are not</w:t>
+      </w:r>
+      <w:r>
+        <w:t xml:space="preserve"> </w:t>
+      </w:r>
+      <w:r>
+        <w:t xml:space="preserve">intended as simulations of a real regulatory or institutional implementation. Within these bounds, the</w:t>
+      </w:r>
+      <w:r>
+        <w:t xml:space="preserve"> </w:t>
+      </w:r>
+      <w:r>
+        <w:t xml:space="preserve">main stability finding is robust across the specification curve, the deterministic subgrid, the provider</w:t>
+      </w:r>
+      <w:r>
+        <w:t xml:space="preserve"> </w:t>
+      </w:r>
+      <w:r>
+        <w:t xml:space="preserve">comparison, the rating-resolution analysis, and the decontaminated real-firm arm.</w:t>
+      </w:r>
+    </w:p>
+    <w:p>
+      <w:pPr>
+        <w:pStyle w:val="BodyText"/>
+      </w:pPr>
+      <w:r>
+        <w:rPr>
+          <w:b/>
+        </w:rPr>
+        <w:t xml:space="preserve">Future directions.</w:t>
+      </w:r>
+      <w:r>
+        <w:t xml:space="preserve"> </w:t>
+      </w:r>
+      <w:r>
+        <w:t xml:space="preserve">The present design suggests several extensions. Larger and sector-stratified real-issuer samples would</w:t>
+      </w:r>
+      <w:r>
+        <w:t xml:space="preserve"> </w:t>
+      </w:r>
+      <w:r>
+        <w:t xml:space="preserve">yield more precise estimates of how specification instability varies with firm characteristics and</w:t>
+      </w:r>
+      <w:r>
+        <w:t xml:space="preserve"> </w:t>
+      </w:r>
+      <w:r>
+        <w:t xml:space="preserve">distance from rating boundaries. Similar designs could test retrieval-augmented or tool-using credit</w:t>
+      </w:r>
+      <w:r>
+        <w:t xml:space="preserve"> </w:t>
+      </w:r>
+      <w:r>
+        <w:t xml:space="preserve">agents, where access to external information may reduce some forms of uncertainty while adding further</w:t>
+      </w:r>
+      <w:r>
+        <w:t xml:space="preserve"> </w:t>
+      </w:r>
+      <w:r>
+        <w:t xml:space="preserve">specification choices. Human-in-the-loop workflows could also be explored to determine whether providing</w:t>
+      </w:r>
+      <w:r>
+        <w:t xml:space="preserve"> </w:t>
+      </w:r>
+      <w:r>
+        <w:t xml:space="preserve">analysts with distributions of machine ratings or specification curves leads to more reliable decisions</w:t>
+      </w:r>
+      <w:r>
+        <w:t xml:space="preserve"> </w:t>
+      </w:r>
+      <w:r>
+        <w:t xml:space="preserve">than a single model-generated assessment. More broadly, the decontamination procedure could be applied to</w:t>
+      </w:r>
+      <w:r>
+        <w:t xml:space="preserve"> </w:t>
+      </w:r>
+      <w:r>
+        <w:t xml:space="preserve">other evaluations of financial LLMs involving publicly documented entities: explicitly testing whether an</w:t>
+      </w:r>
+      <w:r>
+        <w:t xml:space="preserve"> </w:t>
+      </w:r>
+      <w:r>
+        <w:t xml:space="preserve">ostensibly anonymized case remains identifiable, in tasks such as risk assessment, valuation, investment</w:t>
+      </w:r>
+      <w:r>
+        <w:t xml:space="preserve"> </w:t>
+      </w:r>
+      <w:r>
+        <w:t xml:space="preserve">recommendation, and supervisory analysis, may help separate independent reasoning from memorized entity</w:t>
+      </w:r>
+      <w:r>
+        <w:t xml:space="preserve"> </w:t>
+      </w:r>
+      <w:r>
+        <w:t xml:space="preserve">knowledge.</w:t>
+      </w:r>
+    </w:p>
+    <w:p>
+      <w:pPr>
+        <w:pStyle w:val="BodyText"/>
+      </w:pPr>
+      <w:r>
+        <w:t xml:space="preserve">Overall, reproducibility in AI-assisted credit assessment cannot be taken for granted from a</w:t>
+      </w:r>
+      <w:r>
+        <w:t xml:space="preserve"> </w:t>
+      </w:r>
+      <w:r>
+        <w:t xml:space="preserve">single elicitation. Across a pre-registered specification curve, firm fundamentals explain most of the</w:t>
+      </w:r>
+      <w:r>
+        <w:t xml:space="preserve"> </w:t>
+      </w:r>
+      <w:r>
+        <w:t xml:space="preserve">total variation in machine-generated ratings, but substantial specification- and run-level instability</w:t>
+      </w:r>
+      <w:r>
+        <w:t xml:space="preserve"> </w:t>
+      </w:r>
+      <w:r>
+        <w:t xml:space="preserve">remains after controlling for the underlying financial information. No single controllable elicitation</w:t>
+      </w:r>
+      <w:r>
+        <w:t xml:space="preserve"> </w:t>
+      </w:r>
+      <w:r>
+        <w:t xml:space="preserve">choice explains much of this variation, and the instability persists even when the analysis is limited to</w:t>
+      </w:r>
+      <w:r>
+        <w:t xml:space="preserve"> </w:t>
+      </w:r>
+      <w:r>
+        <w:t xml:space="preserve">verified deterministic execution.</w:t>
+      </w:r>
+    </w:p>
+    <w:p>
+      <w:pPr>
+        <w:pStyle w:val="BodyText"/>
+      </w:pPr>
+      <w:r>
+        <w:t xml:space="preserve">These results are not evidence that LLMs are accurate credit raters, and they do not imply that all</w:t>
+      </w:r>
+      <w:r>
+        <w:t xml:space="preserve"> </w:t>
+      </w:r>
+      <w:r>
+        <w:t xml:space="preserve">current or future models will exhibit the same level of instability. For the systems studied here they</w:t>
+      </w:r>
+      <w:r>
+        <w:t xml:space="preserve"> </w:t>
+      </w:r>
+      <w:r>
+        <w:t xml:space="preserve">make a more basic point: the elicitation procedure is part of the measurement. Unless stability with</w:t>
+      </w:r>
+      <w:r>
+        <w:t xml:space="preserve"> </w:t>
+      </w:r>
+      <w:r>
+        <w:t xml:space="preserve">respect to reasonable elicitation choices has been demonstrated, a machine-generated credit rating should</w:t>
+      </w:r>
+      <w:r>
+        <w:t xml:space="preserve"> </w:t>
+      </w:r>
+      <w:r>
+        <w:t xml:space="preserve">not be treated as a specification-independent point estimate. In AI-assisted credit analysis, the outcome</w:t>
+      </w:r>
+      <w:r>
+        <w:t xml:space="preserve"> </w:t>
+      </w:r>
+      <w:r>
+        <w:t xml:space="preserve">includes the specification.</w:t>
+      </w:r>
+    </w:p>
+    <w:p>
+      <w:pPr>
+        <w:pStyle w:val="Heading1"/>
+      </w:pPr>
+      <w:bookmarkStart w:id="44" w:name="methods"/>
+      <w:r>
+        <w:t xml:space="preserve">Methods</w:t>
+      </w:r>
+      <w:bookmarkEnd w:id="44"/>
+    </w:p>
+    <w:p>
+      <w:pPr>
         <w:pStyle w:val="Heading2"/>
       </w:pPr>
-      <w:bookmarkStart w:id="44" w:name="limitations"/>
-      <w:r>
-        <w:t xml:space="preserve">Limitations</w:t>
-      </w:r>
-      <w:bookmarkEnd w:id="44"/>
-    </w:p>
-    <w:p>
-      <w:pPr>
-        <w:pStyle w:val="FirstParagraph"/>
-      </w:pPr>
-      <w:r>
-        <w:t xml:space="preserve">These findings have several limitations that bound their scope. First, the study considers three model</w:t>
-      </w:r>
-      <w:r>
-        <w:t xml:space="preserve"> </w:t>
-      </w:r>
-      <w:r>
-        <w:t xml:space="preserve">families and the specific model snapshots and configurations included in the pre-registered design; the</w:t>
-      </w:r>
-      <w:r>
-        <w:t xml:space="preserve"> </w:t>
-      </w:r>
-      <w:r>
-        <w:t xml:space="preserve">results should therefore be viewed as evidence of how the evaluated systems behave, not as a universal</w:t>
-      </w:r>
-      <w:r>
-        <w:t xml:space="preserve"> </w:t>
-      </w:r>
-      <w:r>
-        <w:t xml:space="preserve">numerical estimate for all current or future LLMs. One earlier-version xAI snapshot returned no usable</w:t>
-      </w:r>
-      <w:r>
-        <w:t xml:space="preserve"> </w:t>
-      </w:r>
-      <w:r>
-        <w:t xml:space="preserve">content and is retained as a documented dead cell rather than imputed.</w:t>
-      </w:r>
-    </w:p>
-    <w:p>
-      <w:pPr>
-        <w:pStyle w:val="BodyText"/>
-      </w:pPr>
-      <w:r>
-        <w:t xml:space="preserve">Second, the main identification sample is a fixed 90-item constructed battery, with 45 profiles in the</w:t>
-      </w:r>
-      <w:r>
-        <w:t xml:space="preserve"> </w:t>
-      </w:r>
-      <w:r>
-        <w:t xml:space="preserve">credit-health task and 45 in the directional task. Repeated specifications increase coverage of the</w:t>
-      </w:r>
-      <w:r>
-        <w:t xml:space="preserve"> </w:t>
-      </w:r>
-      <w:r>
-        <w:t xml:space="preserve">elicitation space but not the number of independent underlying firm profiles, so the flip rates and</w:t>
-      </w:r>
-      <w:r>
-        <w:t xml:space="preserve"> </w:t>
-      </w:r>
-      <w:r>
-        <w:t xml:space="preserve">variance estimates remain sample statistics for the battery considered.</w:t>
-      </w:r>
-    </w:p>
-    <w:p>
-      <w:pPr>
-        <w:pStyle w:val="BodyText"/>
-      </w:pPr>
-      <w:r>
-        <w:t xml:space="preserve">Third, the real-firm arm comprises 31 U.S. mid-cap business-to-business issuers selected under the</w:t>
-      </w:r>
-      <w:r>
-        <w:t xml:space="preserve"> </w:t>
-      </w:r>
-      <w:r>
-        <w:t xml:space="preserve">decontamination design. This sample checks external validity but is much smaller than the controlled</w:t>
-      </w:r>
-      <w:r>
-        <w:t xml:space="preserve"> </w:t>
-      </w:r>
-      <w:r>
-        <w:t xml:space="preserve">battery at the relevant strata; in particular, the WATCH-stratum comparison lacks the power to detect the</w:t>
-      </w:r>
-      <w:r>
-        <w:t xml:space="preserve"> </w:t>
-      </w:r>
-      <w:r>
-        <w:t xml:space="preserve">pre-specified equivalence margin, and quantitative equivalence between the constructed and real-firm</w:t>
-      </w:r>
-      <w:r>
-        <w:t xml:space="preserve"> </w:t>
-      </w:r>
-      <w:r>
-        <w:t xml:space="preserve">estimates is not established.</w:t>
-      </w:r>
-    </w:p>
-    <w:p>
-      <w:pPr>
-        <w:pStyle w:val="BodyText"/>
-      </w:pPr>
-      <w:r>
-        <w:t xml:space="preserve">Fourth, the study measures stability, not absolute credit-rating capability. The Altman Z</w:t>
-      </w:r>
-      <m:oMath>
-        <m:r>
-          <m:t>″</m:t>
-        </m:r>
-      </m:oMath>
-      <w:r>
-        <w:t xml:space="preserve"> </w:t>
-      </w:r>
-      <w:r>
-        <w:t xml:space="preserve">mapping</w:t>
-      </w:r>
-      <w:r>
-        <w:t xml:space="preserve"> </w:t>
-      </w:r>
-      <w:r>
-        <w:t xml:space="preserve">provides a pre-specified accounting-based benchmark for constructing and evaluating the controlled</w:t>
-      </w:r>
-      <w:r>
-        <w:t xml:space="preserve"> </w:t>
-      </w:r>
-      <w:r>
-        <w:t xml:space="preserve">credit-health battery, while disclosed agency ratings provide an alternative descriptive reference;</w:t>
-      </w:r>
-      <w:r>
-        <w:t xml:space="preserve"> </w:t>
-      </w:r>
-      <w:r>
-        <w:t xml:space="preserve">neither is treated as a unique ground-truth credit opinion. Whether generative models can produce more</w:t>
-      </w:r>
-      <w:r>
-        <w:t xml:space="preserve"> </w:t>
-      </w:r>
-      <w:r>
-        <w:t xml:space="preserve">accurate credit assessments than established statistical, market-based, or agency methods is a separate</w:t>
-      </w:r>
-      <w:r>
-        <w:t xml:space="preserve"> </w:t>
-      </w:r>
-      <w:r>
-        <w:t xml:space="preserve">research question.</w:t>
-      </w:r>
-    </w:p>
-    <w:p>
-      <w:pPr>
-        <w:pStyle w:val="BodyText"/>
-      </w:pPr>
-      <w:r>
-        <w:t xml:space="preserve">Finally, the spread and regulatory-capital translations are post-hoc calibrations that express observed</w:t>
-      </w:r>
-      <w:r>
-        <w:t xml:space="preserve"> </w:t>
-      </w:r>
-      <w:r>
-        <w:t xml:space="preserve">rating dispersion in economically interpretable units. They are not pre-registered tests and are not</w:t>
-      </w:r>
-      <w:r>
-        <w:t xml:space="preserve"> </w:t>
-      </w:r>
-      <w:r>
-        <w:t xml:space="preserve">intended as simulations of a real regulatory or institutional implementation. Within these bounds, the</w:t>
-      </w:r>
-      <w:r>
-        <w:t xml:space="preserve"> </w:t>
-      </w:r>
-      <w:r>
-        <w:t xml:space="preserve">main stability finding is robust across the specification curve, the deterministic subgrid, the provider</w:t>
-      </w:r>
-      <w:r>
-        <w:t xml:space="preserve"> </w:t>
-      </w:r>
-      <w:r>
-        <w:t xml:space="preserve">comparison, the rating-resolution analysis, and the decontaminated real-firm arm.</w:t>
-      </w:r>
-    </w:p>
-    <w:p>
-      <w:pPr>
-        <w:pStyle w:val="Heading2"/>
-      </w:pPr>
-      <w:bookmarkStart w:id="45" w:name="future-work"/>
-      <w:r>
-        <w:t xml:space="preserve">Future work</w:t>
+      <w:bookmarkStart w:id="45" w:name="design-battery-and-benchmark"/>
+      <w:r>
+        <w:t xml:space="preserve">Design, battery, and benchmark</w:t>
       </w:r>
       <w:bookmarkEnd w:id="45"/>
-    </w:p>
-    <w:p>
-      <w:pPr>
-        <w:pStyle w:val="FirstParagraph"/>
-      </w:pPr>
-      <w:r>
-        <w:t xml:space="preserve">The present design suggests several extensions. Larger and sector-stratified real-issuer samples would</w:t>
-      </w:r>
-      <w:r>
-        <w:t xml:space="preserve"> </w:t>
-      </w:r>
-      <w:r>
-        <w:t xml:space="preserve">yield more precise estimates of how specification instability varies with firm characteristics and</w:t>
-      </w:r>
-      <w:r>
-        <w:t xml:space="preserve"> </w:t>
-      </w:r>
-      <w:r>
-        <w:t xml:space="preserve">distance from rating boundaries. Similar designs could test retrieval-augmented or tool-using credit</w:t>
-      </w:r>
-      <w:r>
-        <w:t xml:space="preserve"> </w:t>
-      </w:r>
-      <w:r>
-        <w:t xml:space="preserve">agents, where access to external information may reduce some forms of uncertainty while adding further</w:t>
-      </w:r>
-      <w:r>
-        <w:t xml:space="preserve"> </w:t>
-      </w:r>
-      <w:r>
-        <w:t xml:space="preserve">specification choices. Human-in-the-loop workflows could also be explored to determine whether providing</w:t>
-      </w:r>
-      <w:r>
-        <w:t xml:space="preserve"> </w:t>
-      </w:r>
-      <w:r>
-        <w:t xml:space="preserve">analysts with distributions of machine ratings or specification curves leads to more reliable decisions</w:t>
-      </w:r>
-      <w:r>
-        <w:t xml:space="preserve"> </w:t>
-      </w:r>
-      <w:r>
-        <w:t xml:space="preserve">than a single model-generated assessment. More broadly, the decontamination procedure could be applied to</w:t>
-      </w:r>
-      <w:r>
-        <w:t xml:space="preserve"> </w:t>
-      </w:r>
-      <w:r>
-        <w:t xml:space="preserve">other evaluations of financial LLMs involving publicly documented entities: explicitly testing whether an</w:t>
-      </w:r>
-      <w:r>
-        <w:t xml:space="preserve"> </w:t>
-      </w:r>
-      <w:r>
-        <w:t xml:space="preserve">ostensibly anonymized case remains identifiable, in tasks such as risk assessment, valuation, investment</w:t>
-      </w:r>
-      <w:r>
-        <w:t xml:space="preserve"> </w:t>
-      </w:r>
-      <w:r>
-        <w:t xml:space="preserve">recommendation, and supervisory analysis, may help separate independent reasoning from memorized entity</w:t>
-      </w:r>
-      <w:r>
-        <w:t xml:space="preserve"> </w:t>
-      </w:r>
-      <w:r>
-        <w:t xml:space="preserve">knowledge.</w:t>
-      </w:r>
-    </w:p>
-    <w:p>
-      <w:pPr>
-        <w:pStyle w:val="Heading1"/>
-      </w:pPr>
-      <w:bookmarkStart w:id="46" w:name="conclusion"/>
-      <w:r>
-        <w:t xml:space="preserve">Conclusion</w:t>
-      </w:r>
-      <w:bookmarkEnd w:id="46"/>
-    </w:p>
-    <w:p>
-      <w:pPr>
-        <w:pStyle w:val="FirstParagraph"/>
-      </w:pPr>
-      <w:r>
-        <w:t xml:space="preserve">This study shows that reproducibility in AI-assisted credit assessment cannot be taken for granted from a</w:t>
-      </w:r>
-      <w:r>
-        <w:t xml:space="preserve"> </w:t>
-      </w:r>
-      <w:r>
-        <w:t xml:space="preserve">single elicitation. Across a pre-registered specification curve, firm fundamentals explain most of the</w:t>
-      </w:r>
-      <w:r>
-        <w:t xml:space="preserve"> </w:t>
-      </w:r>
-      <w:r>
-        <w:t xml:space="preserve">total variation in machine-generated ratings, but substantial specification- and run-level instability</w:t>
-      </w:r>
-      <w:r>
-        <w:t xml:space="preserve"> </w:t>
-      </w:r>
-      <w:r>
-        <w:t xml:space="preserve">remains after controlling for the underlying financial information. No single controllable elicitation</w:t>
-      </w:r>
-      <w:r>
-        <w:t xml:space="preserve"> </w:t>
-      </w:r>
-      <w:r>
-        <w:t xml:space="preserve">choice explains much of this variation, and the instability persists even when the analysis is limited to</w:t>
-      </w:r>
-      <w:r>
-        <w:t xml:space="preserve"> </w:t>
-      </w:r>
-      <w:r>
-        <w:t xml:space="preserve">verified deterministic execution.</w:t>
-      </w:r>
-    </w:p>
-    <w:p>
-      <w:pPr>
-        <w:pStyle w:val="BodyText"/>
-      </w:pPr>
-      <w:r>
-        <w:t xml:space="preserve">These results are not evidence that LLMs are accurate credit raters, and they do not imply that all</w:t>
-      </w:r>
-      <w:r>
-        <w:t xml:space="preserve"> </w:t>
-      </w:r>
-      <w:r>
-        <w:t xml:space="preserve">current or future models will exhibit the same level of instability. For the systems studied here they</w:t>
-      </w:r>
-      <w:r>
-        <w:t xml:space="preserve"> </w:t>
-      </w:r>
-      <w:r>
-        <w:t xml:space="preserve">make a more basic point: the elicitation procedure is part of the measurement. Unless stability with</w:t>
-      </w:r>
-      <w:r>
-        <w:t xml:space="preserve"> </w:t>
-      </w:r>
-      <w:r>
-        <w:t xml:space="preserve">respect to reasonable elicitation choices has been demonstrated, a machine-generated credit rating should</w:t>
-      </w:r>
-      <w:r>
-        <w:t xml:space="preserve"> </w:t>
-      </w:r>
-      <w:r>
-        <w:t xml:space="preserve">not be treated as a specification-independent point estimate. In AI-assisted credit analysis, the outcome</w:t>
-      </w:r>
-      <w:r>
-        <w:t xml:space="preserve"> </w:t>
-      </w:r>
-      <w:r>
-        <w:t xml:space="preserve">includes the specification.</w:t>
-      </w:r>
-    </w:p>
-    <w:p>
-      <w:pPr>
-        <w:pStyle w:val="Heading1"/>
-      </w:pPr>
-      <w:bookmarkStart w:id="47" w:name="methods"/>
-      <w:r>
-        <w:t xml:space="preserve">Methods</w:t>
-      </w:r>
-      <w:bookmarkEnd w:id="47"/>
-    </w:p>
-    <w:p>
-      <w:pPr>
-        <w:pStyle w:val="Heading2"/>
-      </w:pPr>
-      <w:bookmarkStart w:id="48" w:name="design-battery-and-benchmark"/>
-      <w:r>
-        <w:t xml:space="preserve">Design, battery, and benchmark</w:t>
-      </w:r>
-      <w:bookmarkEnd w:id="48"/>
     </w:p>
     <w:p>
       <w:pPr>
@@ -4412,10 +4418,681 @@
       <w:pPr>
         <w:pStyle w:val="Heading2"/>
       </w:pPr>
-      <w:bookmarkStart w:id="49" w:name="specification-grid-and-data-collection"/>
+      <w:bookmarkStart w:id="46" w:name="specification-grid-and-data-collection"/>
       <w:r>
         <w:t xml:space="preserve">Specification grid and data collection</w:t>
       </w:r>
+      <w:bookmarkEnd w:id="46"/>
+    </w:p>
+    <w:p>
+      <w:pPr>
+        <w:pStyle w:val="FirstParagraph"/>
+      </w:pPr>
+      <w:r>
+        <w:t xml:space="preserve">We manipulate seven researcher-controlled elicitation dimensions: model provider (OpenAI, Google, xAI),</w:t>
+      </w:r>
+      <w:r>
+        <w:t xml:space="preserve"> </w:t>
+      </w:r>
+      <w:r>
+        <w:t xml:space="preserve">model version (a current and a prior snapshot per provider), temperature (0 or 1.0), prompt paraphrase</w:t>
+      </w:r>
+      <w:r>
+        <w:t xml:space="preserve"> </w:t>
+      </w:r>
+      <w:r>
+        <w:t xml:space="preserve">(three semantically equivalent formulations), output format (JSON or free-text), few-shot exemplars (zero</w:t>
+      </w:r>
+      <w:r>
+        <w:t xml:space="preserve"> </w:t>
+      </w:r>
+      <w:r>
+        <w:t xml:space="preserve">or two), and answer presentation (original prose versus a table with reversed option ordering). A</w:t>
+      </w:r>
+      <w:r>
+        <w:t xml:space="preserve"> </w:t>
+      </w:r>
+      <w:r>
+        <w:t xml:space="preserve">balance-constrained D-optimal fractional design of 48 specifications was generated from an effect-coded</w:t>
+      </w:r>
+      <w:r>
+        <w:t xml:space="preserve"> </w:t>
+      </w:r>
+      <w:r>
+        <w:t xml:space="preserve">main-effects model with the design seed frozen in advance. Each specification was evaluated over three</w:t>
+      </w:r>
+      <w:r>
+        <w:t xml:space="preserve"> </w:t>
+      </w:r>
+      <w:r>
+        <w:t xml:space="preserve">seeds. Provider metadata were preserved as returned, including effective generation settings where</w:t>
+      </w:r>
+      <w:r>
+        <w:t xml:space="preserve"> </w:t>
+      </w:r>
+      <w:r>
+        <w:t xml:space="preserve">available; the requested temperature of 0 was not uniformly honored by providers.</w:t>
+      </w:r>
+    </w:p>
+    <w:p>
+      <w:pPr>
+        <w:pStyle w:val="BodyText"/>
+      </w:pPr>
+      <w:r>
+        <w:t xml:space="preserve">The complete planned experiment therefore comprises</w:t>
+      </w:r>
+      <w:r>
+        <w:t xml:space="preserve"> </w:t>
+      </w:r>
+      <m:oMath>
+        <m:r>
+          <m:t>90</m:t>
+        </m:r>
+        <m:r>
+          <m:t>×</m:t>
+        </m:r>
+        <m:r>
+          <m:t>48</m:t>
+        </m:r>
+        <m:r>
+          <m:t>×</m:t>
+        </m:r>
+        <m:r>
+          <m:t>3</m:t>
+        </m:r>
+        <m:r>
+          <m:t>=</m:t>
+        </m:r>
+        <m:r>
+          <m:t>12</m:t>
+        </m:r>
+        <m:r>
+          <m:t>,</m:t>
+        </m:r>
+        <m:r>
+          <m:t>960</m:t>
+        </m:r>
+      </m:oMath>
+      <w:r>
+        <w:t xml:space="preserve"> </w:t>
+      </w:r>
+      <w:r>
+        <w:t xml:space="preserve">elicitation cells, of which</w:t>
+      </w:r>
+      <w:r>
+        <w:t xml:space="preserve"> </w:t>
+      </w:r>
+      <w:r>
+        <w:t xml:space="preserve">10</w:t>
+      </w:r>
+      <w:r>
+        <w:t xml:space="preserve">,</w:t>
+      </w:r>
+      <w:r>
+        <w:t xml:space="preserve">793 returned substantive content. One earlier-version xAI snapshot returned blank answers for all</w:t>
+      </w:r>
+      <w:r>
+        <w:t xml:space="preserve"> </w:t>
+      </w:r>
+      <w:r>
+        <w:t xml:space="preserve">2</w:t>
+      </w:r>
+      <w:r>
+        <w:t xml:space="preserve">,</w:t>
+      </w:r>
+      <w:r>
+        <w:t xml:space="preserve">160 cells assigned to it; this block is retained as a documented dead cell and is not imputed.</w:t>
+      </w:r>
+      <w:r>
+        <w:t xml:space="preserve"> </w:t>
+      </w:r>
+      <w:r>
+        <w:t xml:space="preserve">Comparisons requiring full current-and-prior snapshot coverage therefore use the two providers with full</w:t>
+      </w:r>
+      <w:r>
+        <w:t xml:space="preserve"> </w:t>
+      </w:r>
+      <w:r>
+        <w:t xml:space="preserve">coverage. Each call is stored as an immutable JSON record containing the experimental specification, the</w:t>
+      </w:r>
+      <w:r>
+        <w:t xml:space="preserve"> </w:t>
+      </w:r>
+      <w:r>
+        <w:t xml:space="preserve">returned content, and the available provider metadata. Data collection and analysis are separated: all</w:t>
+      </w:r>
+      <w:r>
+        <w:t xml:space="preserve"> </w:t>
+      </w:r>
+      <w:r>
+        <w:t xml:space="preserve">confirmatory analyses run only on the frozen response corpus and do not re-query any model.</w:t>
+      </w:r>
+    </w:p>
+    <w:p>
+      <w:pPr>
+        <w:pStyle w:val="Heading2"/>
+      </w:pPr>
+      <w:bookmarkStart w:id="47" w:name="X335739e5c0faa9978e4fea8c9e114a2f4c49f66"/>
+      <w:r>
+        <w:t xml:space="preserve">Outcome construction and statistical analysis</w:t>
+      </w:r>
+      <w:bookmarkEnd w:id="47"/>
+    </w:p>
+    <w:p>
+      <w:pPr>
+        <w:pStyle w:val="FirstParagraph"/>
+      </w:pPr>
+      <w:r>
+        <w:t xml:space="preserve">Stored model responses are parsed under three rules—strict, lenient, and tolerant—applied after</w:t>
+      </w:r>
+      <w:r>
+        <w:t xml:space="preserve"> </w:t>
+      </w:r>
+      <w:r>
+        <w:t xml:space="preserve">collection. Credit ratings are first expressed on the full 21-grade letter scale and then deterministically</w:t>
+      </w:r>
+      <w:r>
+        <w:t xml:space="preserve"> </w:t>
+      </w:r>
+      <w:r>
+        <w:t xml:space="preserve">aggregated into notch categories, three broad credit bands, and the binary investment-grade/high-yield</w:t>
+      </w:r>
+      <w:r>
+        <w:t xml:space="preserve"> </w:t>
+      </w:r>
+      <w:r>
+        <w:t xml:space="preserve">classification. This permits examination of stability at increasingly coarse rating resolutions without</w:t>
+      </w:r>
+      <w:r>
+        <w:t xml:space="preserve"> </w:t>
+      </w:r>
+      <w:r>
+        <w:t xml:space="preserve">additional model calls.</w:t>
+      </w:r>
+    </w:p>
+    <w:p>
+      <w:pPr>
+        <w:pStyle w:val="BodyText"/>
+      </w:pPr>
+      <w:r>
+        <w:t xml:space="preserve">Agreement across specifications is measured with Fleiss’</w:t>
+      </w:r>
+      <w:r>
+        <w:t xml:space="preserve"> </w:t>
+      </w:r>
+      <m:oMath>
+        <m:r>
+          <m:t>κ</m:t>
+        </m:r>
+      </m:oMath>
+      <w:r>
+        <w:t xml:space="preserve">. Within- and cross-provider agreement</w:t>
+      </w:r>
+      <w:r>
+        <w:t xml:space="preserve"> </w:t>
+      </w:r>
+      <w:r>
+        <w:t xml:space="preserve">is computed on matched firm profiles and seeds, and the contrast between homogeneous and heterogeneous</w:t>
+      </w:r>
+      <w:r>
+        <w:t xml:space="preserve"> </w:t>
+      </w:r>
+      <w:r>
+        <w:t xml:space="preserve">ensembles is summarized by</w:t>
+      </w:r>
+      <w:r>
+        <w:t xml:space="preserve"> </w:t>
+      </w:r>
+      <m:oMath>
+        <m:r>
+          <m:t>Δ</m:t>
+        </m:r>
+        <m:r>
+          <m:t>κ</m:t>
+        </m:r>
+      </m:oMath>
+      <w:r>
+        <w:t xml:space="preserve"> </w:t>
+      </w:r>
+      <w:r>
+        <w:t xml:space="preserve">with profile-clustered bootstrap confidence intervals.</w:t>
+      </w:r>
+      <w:r>
+        <w:t xml:space="preserve"> </w:t>
+      </w:r>
+      <w:r>
+        <w:t xml:space="preserve">Variation in the full letter-rating rank is decomposed by ordinary least squares with Type-II analysis</w:t>
+      </w:r>
+      <w:r>
+        <w:t xml:space="preserve"> </w:t>
+      </w:r>
+      <w:r>
+        <w:t xml:space="preserve">of variance, with terms for the underlying item, the elicitation-design dimensions, the</w:t>
+      </w:r>
+      <w:r>
+        <w:t xml:space="preserve"> </w:t>
+      </w:r>
+      <w:r>
+        <w:t xml:space="preserve">provider-by-item interaction, and residual run-level variation.</w:t>
+      </w:r>
+    </w:p>
+    <w:p>
+      <w:pPr>
+        <w:pStyle w:val="BodyText"/>
+      </w:pPr>
+      <w:r>
+        <w:t xml:space="preserve">All analyses are pre-registered unless labelled post-hoc, and inference uses distribution-free resampling</w:t>
+      </w:r>
+      <w:r>
+        <w:t xml:space="preserve"> </w:t>
+      </w:r>
+      <w:r>
+        <w:t xml:space="preserve">throughout, so no normality assumption is made. Uncertainty for the main quantities is estimated by</w:t>
+      </w:r>
+      <w:r>
+        <w:t xml:space="preserve"> </w:t>
+      </w:r>
+      <w:r>
+        <w:t xml:space="preserve">percentile bootstrap resampling over the underlying firm profiles rather than over individual model calls,</w:t>
+      </w:r>
+      <w:r>
+        <w:t xml:space="preserve"> </w:t>
+      </w:r>
+      <w:r>
+        <w:t xml:space="preserve">thereby preserving dependence among repeated elicitations of the same profile. The</w:t>
+      </w:r>
+      <w:r>
+        <w:t xml:space="preserve"> </w:t>
+      </w:r>
+      <w:r>
+        <w:t xml:space="preserve">investment-grade/high-yield flip rate and the portfolio-turnover estimate use 2</w:t>
+      </w:r>
+      <w:r>
+        <w:t xml:space="preserve">,</w:t>
+      </w:r>
+      <w:r>
+        <w:t xml:space="preserve">000 bootstrap</w:t>
+      </w:r>
+      <w:r>
+        <w:t xml:space="preserve"> </w:t>
+      </w:r>
+      <w:r>
+        <w:t xml:space="preserve">replicates, and specification-curve quantities use 1</w:t>
+      </w:r>
+      <w:r>
+        <w:t xml:space="preserve">,</w:t>
+      </w:r>
+      <w:r>
+        <w:t xml:space="preserve">000 replicates where applicable; point estimates</w:t>
+      </w:r>
+      <w:r>
+        <w:t xml:space="preserve"> </w:t>
+      </w:r>
+      <w:r>
+        <w:t xml:space="preserve">are reported with two-sided 95% confidence intervals. Specification invariance under deterministic</w:t>
+      </w:r>
+      <w:r>
+        <w:t xml:space="preserve"> </w:t>
+      </w:r>
+      <w:r>
+        <w:t xml:space="preserve">execution is tested on the provider-setting combination whose metadata confirm that temperature was</w:t>
+      </w:r>
+      <w:r>
+        <w:t xml:space="preserve"> </w:t>
+      </w:r>
+      <w:r>
+        <w:t xml:space="preserve">honored (Google at temperature 0): the observed between-specification spread in credit-band accuracy is</w:t>
+      </w:r>
+      <w:r>
+        <w:t xml:space="preserve"> </w:t>
+      </w:r>
+      <w:r>
+        <w:t xml:space="preserve">compared with the distribution generated by 999 permutations in a one-sided label-permutation test,</w:t>
+      </w:r>
+      <w:r>
+        <w:t xml:space="preserve"> </w:t>
+      </w:r>
+      <m:oMath>
+        <m:r>
+          <m:t>p</m:t>
+        </m:r>
+        <m:r>
+          <m:t>=</m:t>
+        </m:r>
+        <m:r>
+          <m:t>(</m:t>
+        </m:r>
+        <m:r>
+          <m:t>k</m:t>
+        </m:r>
+        <m:r>
+          <m:t>+</m:t>
+        </m:r>
+        <m:r>
+          <m:t>1</m:t>
+        </m:r>
+        <m:r>
+          <m:t>)</m:t>
+        </m:r>
+        <m:r>
+          <m:t>/</m:t>
+        </m:r>
+        <m:r>
+          <m:t>(</m:t>
+        </m:r>
+        <m:r>
+          <m:t>n</m:t>
+        </m:r>
+        <m:r>
+          <m:t>+</m:t>
+        </m:r>
+        <m:r>
+          <m:t>1</m:t>
+        </m:r>
+        <m:r>
+          <m:t>)</m:t>
+        </m:r>
+      </m:oMath>
+      <w:r>
+        <w:t xml:space="preserve">, where</w:t>
+      </w:r>
+      <w:r>
+        <w:t xml:space="preserve"> </w:t>
+      </w:r>
+      <m:oMath>
+        <m:r>
+          <m:t>k</m:t>
+        </m:r>
+      </m:oMath>
+      <w:r>
+        <w:t xml:space="preserve"> </w:t>
+      </w:r>
+      <w:r>
+        <w:t xml:space="preserve">is the number of permuted statistics at least as extreme as the observed</w:t>
+      </w:r>
+      <w:r>
+        <w:t xml:space="preserve"> </w:t>
+      </w:r>
+      <w:r>
+        <w:t xml:space="preserve">statistic and</w:t>
+      </w:r>
+      <w:r>
+        <w:t xml:space="preserve"> </w:t>
+      </w:r>
+      <m:oMath>
+        <m:r>
+          <m:t>n</m:t>
+        </m:r>
+        <m:r>
+          <m:t>=</m:t>
+        </m:r>
+        <m:r>
+          <m:t>999</m:t>
+        </m:r>
+      </m:oMath>
+      <w:r>
+        <w:t xml:space="preserve">. The test is one-sided because only an observed spread larger than the permutation</w:t>
+      </w:r>
+      <w:r>
+        <w:t xml:space="preserve"> </w:t>
+      </w:r>
+      <w:r>
+        <w:t xml:space="preserve">distribution constitutes evidence against specification invariance. For the real-firm robustness</w:t>
+      </w:r>
+      <w:r>
+        <w:t xml:space="preserve"> </w:t>
+      </w:r>
+      <w:r>
+        <w:t xml:space="preserve">analysis, quantitative equivalence of the real-firm and constructed-battery WATCH-stratum flip shares is</w:t>
+      </w:r>
+      <w:r>
+        <w:t xml:space="preserve"> </w:t>
+      </w:r>
+      <w:r>
+        <w:t xml:space="preserve">assessed with two one-sided tests (TOST) against a pre-registered margin of</w:t>
+      </w:r>
+      <w:r>
+        <w:t xml:space="preserve"> </w:t>
+      </w:r>
+      <m:oMath>
+        <m:r>
+          <m:t>±</m:t>
+        </m:r>
+        <m:r>
+          <m:t>0.15</m:t>
+        </m:r>
+      </m:oMath>
+      <w:r>
+        <w:t xml:space="preserve">, based on 16</w:t>
+      </w:r>
+      <w:r>
+        <w:t xml:space="preserve"> </w:t>
+      </w:r>
+      <w:r>
+        <w:t xml:space="preserve">real-firm and 15 constructed WATCH observations. The significance threshold is</w:t>
+      </w:r>
+      <w:r>
+        <w:t xml:space="preserve"> </w:t>
+      </w:r>
+      <m:oMath>
+        <m:r>
+          <m:t>α</m:t>
+        </m:r>
+        <m:r>
+          <m:t>=</m:t>
+        </m:r>
+        <m:r>
+          <m:t>0.05</m:t>
+        </m:r>
+      </m:oMath>
+      <w:r>
+        <w:t xml:space="preserve"> </w:t>
+      </w:r>
+      <w:r>
+        <w:t xml:space="preserve">for all</w:t>
+      </w:r>
+      <w:r>
+        <w:t xml:space="preserve"> </w:t>
+      </w:r>
+      <w:r>
+        <w:t xml:space="preserve">formal tests. To mitigate the risk of selective reporting within the specification multiverse, we</w:t>
+      </w:r>
+      <w:r>
+        <w:t xml:space="preserve"> </w:t>
+      </w:r>
+      <w:r>
+        <w:t xml:space="preserve">pre-registered the estimands and specification grid and report the entire specification curve rather than</w:t>
+      </w:r>
+      <w:r>
+        <w:t xml:space="preserve"> </w:t>
+      </w:r>
+      <w:r>
+        <w:t xml:space="preserve">a selected subset. We reserve</w:t>
+      </w:r>
+      <w:r>
+        <w:t xml:space="preserve"> </w:t>
+      </w:r>
+      <w:r>
+        <w:t xml:space="preserve">“</w:t>
+      </w:r>
+      <w:r>
+        <w:t xml:space="preserve">significant</w:t>
+      </w:r>
+      <w:r>
+        <w:t xml:space="preserve">”</w:t>
+      </w:r>
+      <w:r>
+        <w:t xml:space="preserve"> </w:t>
+      </w:r>
+      <w:r>
+        <w:t xml:space="preserve">for results accompanied by a</w:t>
+      </w:r>
+      <w:r>
+        <w:t xml:space="preserve"> </w:t>
+      </w:r>
+      <m:oMath>
+        <m:r>
+          <m:t>p</m:t>
+        </m:r>
+      </m:oMath>
+      <w:r>
+        <w:t xml:space="preserve">-value and otherwise use</w:t>
+      </w:r>
+      <w:r>
+        <w:t xml:space="preserve"> </w:t>
+      </w:r>
+      <w:r>
+        <w:t xml:space="preserve">“</w:t>
+      </w:r>
+      <w:r>
+        <w:t xml:space="preserve">substantial</w:t>
+      </w:r>
+      <w:r>
+        <w:t xml:space="preserve">”</w:t>
+      </w:r>
+      <w:r>
+        <w:t xml:space="preserve"> </w:t>
+      </w:r>
+      <w:r>
+        <w:t xml:space="preserve">or</w:t>
+      </w:r>
+      <w:r>
+        <w:t xml:space="preserve"> </w:t>
+      </w:r>
+      <w:r>
+        <w:t xml:space="preserve">“</w:t>
+      </w:r>
+      <w:r>
+        <w:t xml:space="preserve">considerable.</w:t>
+      </w:r>
+      <w:r>
+        <w:t xml:space="preserve">”</w:t>
+      </w:r>
+    </w:p>
+    <w:p>
+      <w:pPr>
+        <w:pStyle w:val="BodyText"/>
+      </w:pPr>
+      <w:r>
+        <w:t xml:space="preserve">For the binary IG/HY outcome, the per-comparison flip probability is computed separately for each</w:t>
+      </w:r>
+      <w:r>
+        <w:t xml:space="preserve"> </w:t>
+      </w:r>
+      <w:r>
+        <w:t xml:space="preserve">credit-health profile from its observed distribution of ratings across the entire elicitation grid, so</w:t>
+      </w:r>
+      <w:r>
+        <w:t xml:space="preserve"> </w:t>
+      </w:r>
+      <w:r>
+        <w:t xml:space="preserve">that two elicitations may differ on any specification dimension or seed. The resulting pair falls on</w:t>
+      </w:r>
+      <w:r>
+        <w:t xml:space="preserve"> </w:t>
+      </w:r>
+      <w:r>
+        <w:t xml:space="preserve">opposite sides of the IG/HY boundary with probability equal to one minus the Gini–Simpson concentration</w:t>
+      </w:r>
+      <w:r>
+        <w:t xml:space="preserve"> </w:t>
+      </w:r>
+      <w:r>
+        <w:t xml:space="preserve">of the profile’s binary labels, and the reported flip rate is the average of this quantity over the 45</w:t>
+      </w:r>
+      <w:r>
+        <w:t xml:space="preserve"> </w:t>
+      </w:r>
+      <w:r>
+        <w:t xml:space="preserve">credit-health profiles.</w:t>
+      </w:r>
+    </w:p>
+    <w:p>
+      <w:pPr>
+        <w:pStyle w:val="Heading2"/>
+      </w:pPr>
+      <w:bookmarkStart w:id="48" w:name="economic-translation"/>
+      <w:r>
+        <w:t xml:space="preserve">Economic translation</w:t>
+      </w:r>
+      <w:bookmarkEnd w:id="48"/>
+    </w:p>
+    <w:p>
+      <w:pPr>
+        <w:pStyle w:val="FirstParagraph"/>
+      </w:pPr>
+      <w:r>
+        <w:t xml:space="preserve">The economic translations are post-hoc calibrations that express the magnitude of rating instability in</w:t>
+      </w:r>
+      <w:r>
+        <w:t xml:space="preserve"> </w:t>
+      </w:r>
+      <w:r>
+        <w:t xml:space="preserve">decision-relevant units; they are not confirmatory tests. Portfolio turnover is computed from the 45</w:t>
+      </w:r>
+      <w:r>
+        <w:t xml:space="preserve"> </w:t>
+      </w:r>
+      <w:r>
+        <w:t xml:space="preserve">directional profiles as the share of positions whose modal buy/hold/sell decision changes across</w:t>
+      </w:r>
+      <w:r>
+        <w:t xml:space="preserve"> </w:t>
+      </w:r>
+      <w:r>
+        <w:t xml:space="preserve">elicitation specifications. Rating dispersion is transformed into indicative credit-spread variation</w:t>
+      </w:r>
+      <w:r>
+        <w:t xml:space="preserve"> </w:t>
+      </w:r>
+      <w:r>
+        <w:t xml:space="preserve">using the rating-spread schedule of Cornaggia et al. [30] and a cached daily</w:t>
+      </w:r>
+      <w:r>
+        <w:t xml:space="preserve"> </w:t>
+      </w:r>
+      <w:r>
+        <w:t xml:space="preserve">option-adjusted-spread series. For the regulatory-capital illustration, each specification’s rating is</w:t>
+      </w:r>
+      <w:r>
+        <w:t xml:space="preserve"> </w:t>
+      </w:r>
+      <w:r>
+        <w:t xml:space="preserve">mapped through the Basel CRE20 standardized external-ratings risk-weight schedule [31] and</w:t>
+      </w:r>
+      <w:r>
+        <w:t xml:space="preserve"> </w:t>
+      </w:r>
+      <w:r>
+        <w:t xml:space="preserve">applied to the same hypothetical $45 billion equal-weight corporate portfolio, so that the capital range</w:t>
+      </w:r>
+      <w:r>
+        <w:t xml:space="preserve"> </w:t>
+      </w:r>
+      <w:r>
+        <w:t xml:space="preserve">reflects only differences in the elicited rating. The comparison with the Basel Regulatory Consistency</w:t>
+      </w:r>
+      <w:r>
+        <w:t xml:space="preserve"> </w:t>
+      </w:r>
+      <w:r>
+        <w:t xml:space="preserve">Assessment Programme [32] is used only as a magnitude calibration, not as an identity</w:t>
+      </w:r>
+      <w:r>
+        <w:t xml:space="preserve"> </w:t>
+      </w:r>
+      <w:r>
+        <w:t xml:space="preserve">between the two settings.</w:t>
+      </w:r>
+    </w:p>
+    <w:p>
+      <w:pPr>
+        <w:pStyle w:val="Heading2"/>
+      </w:pPr>
+      <w:bookmarkStart w:id="49" w:name="real-firm-arm"/>
+      <w:r>
+        <w:t xml:space="preserve">Real-firm arm</w:t>
+      </w:r>
       <w:bookmarkEnd w:id="49"/>
     </w:p>
     <w:p>
@@ -4423,49 +5100,37 @@
         <w:pStyle w:val="FirstParagraph"/>
       </w:pPr>
       <w:r>
-        <w:t xml:space="preserve">We manipulate seven researcher-controlled elicitation dimensions: model provider (OpenAI, Google, xAI),</w:t>
-      </w:r>
-      <w:r>
-        <w:t xml:space="preserve"> </w:t>
-      </w:r>
-      <w:r>
-        <w:t xml:space="preserve">model version (a current and a prior snapshot per provider), temperature (0 or 1.0), prompt paraphrase</w:t>
-      </w:r>
-      <w:r>
-        <w:t xml:space="preserve"> </w:t>
-      </w:r>
-      <w:r>
-        <w:t xml:space="preserve">(three semantically equivalent formulations), output format (JSON or free-text), few-shot exemplars (zero</w:t>
-      </w:r>
-      <w:r>
-        <w:t xml:space="preserve"> </w:t>
-      </w:r>
-      <w:r>
-        <w:t xml:space="preserve">or two), and answer presentation (original prose versus a table with reversed option ordering). A</w:t>
-      </w:r>
-      <w:r>
-        <w:t xml:space="preserve"> </w:t>
-      </w:r>
-      <w:r>
-        <w:t xml:space="preserve">balance-constrained D-optimal fractional design of 48 specifications was generated from an effect-coded</w:t>
-      </w:r>
-      <w:r>
-        <w:t xml:space="preserve"> </w:t>
-      </w:r>
-      <w:r>
-        <w:t xml:space="preserve">main-effects model with the design seed frozen in advance. Each specification was evaluated over three</w:t>
-      </w:r>
-      <w:r>
-        <w:t xml:space="preserve"> </w:t>
-      </w:r>
-      <w:r>
-        <w:t xml:space="preserve">seeds. Provider metadata were preserved as returned, including effective generation settings where</w:t>
-      </w:r>
-      <w:r>
-        <w:t xml:space="preserve"> </w:t>
-      </w:r>
-      <w:r>
-        <w:t xml:space="preserve">available; the requested temperature of 0 was not uniformly honored by providers.</w:t>
+        <w:t xml:space="preserve">To test the persistence of specification instability outside the constructed battery, we assemble a</w:t>
+      </w:r>
+      <w:r>
+        <w:t xml:space="preserve"> </w:t>
+      </w:r>
+      <w:r>
+        <w:t xml:space="preserve">complementary sample of 31 U.S. business-to-business issuers with market capitalizations between $2</w:t>
+      </w:r>
+      <w:r>
+        <w:t xml:space="preserve"> </w:t>
+      </w:r>
+      <w:r>
+        <w:t xml:space="preserve">billion and $15 billion whose most recent Form 10-K discloses a current long-term agency credit rating.</w:t>
+      </w:r>
+      <w:r>
+        <w:t xml:space="preserve"> </w:t>
+      </w:r>
+      <w:r>
+        <w:t xml:space="preserve">S&amp;P is the primary rating source; where S&amp;P ratings are unavailable, Moody’s or Fitch ratings are</w:t>
+      </w:r>
+      <w:r>
+        <w:t xml:space="preserve"> </w:t>
+      </w:r>
+      <w:r>
+        <w:t xml:space="preserve">mapped to a common scale. Each rating is preserved with a verbatim filing quotation, a permanent SEC</w:t>
+      </w:r>
+      <w:r>
+        <w:t xml:space="preserve"> </w:t>
+      </w:r>
+      <w:r>
+        <w:t xml:space="preserve">document URL, and a document hash.</w:t>
       </w:r>
     </w:p>
     <w:p>
@@ -4473,786 +5138,127 @@
         <w:pStyle w:val="BodyText"/>
       </w:pPr>
       <w:r>
-        <w:t xml:space="preserve">The complete planned experiment therefore comprises</w:t>
+        <w:t xml:space="preserve">Because these figures are publicly reported by real issuers, there is a risk of contamination if a model</w:t>
+      </w:r>
+      <w:r>
+        <w:t xml:space="preserve"> </w:t>
+      </w:r>
+      <w:r>
+        <w:t xml:space="preserve">can identify a company. We therefore first perform a pre-registered fingerprinting test in which the</w:t>
+      </w:r>
+      <w:r>
+        <w:t xml:space="preserve"> </w:t>
+      </w:r>
+      <w:r>
+        <w:t xml:space="preserve">models are asked to identify issuers from anonymized financial profiles; Gemini-Flash identifies about</w:t>
+      </w:r>
+      <w:r>
+        <w:t xml:space="preserve"> </w:t>
+      </w:r>
+      <w:r>
+        <w:t xml:space="preserve">22% of the selected issuers from the original figures, confirming that removing the company name does not</w:t>
+      </w:r>
+      <w:r>
+        <w:t xml:space="preserve"> </w:t>
+      </w:r>
+      <w:r>
+        <w:t xml:space="preserve">guarantee independence from memorized issuer information. To reduce this risk, every dollar-denominated</w:t>
+      </w:r>
+      <w:r>
+        <w:t xml:space="preserve"> </w:t>
+      </w:r>
+      <w:r>
+        <w:t xml:space="preserve">quantity for an issuer is multiplied by a single issuer-specific factor sampled from a log-uniform</w:t>
+      </w:r>
+      <w:r>
+        <w:t xml:space="preserve"> </w:t>
+      </w:r>
+      <w:r>
+        <w:t xml:space="preserve">distribution over</w:t>
       </w:r>
       <w:r>
         <w:t xml:space="preserve"> </w:t>
       </w:r>
       <m:oMath>
         <m:r>
-          <m:t>90</m:t>
-        </m:r>
-        <m:r>
-          <m:t>×</m:t>
-        </m:r>
-        <m:r>
-          <m:t>48</m:t>
-        </m:r>
-        <m:r>
-          <m:t>×</m:t>
-        </m:r>
-        <m:r>
-          <m:t>3</m:t>
-        </m:r>
-        <m:r>
-          <m:t>=</m:t>
-        </m:r>
-        <m:r>
-          <m:t>12</m:t>
+          <m:t>[</m:t>
+        </m:r>
+        <m:r>
+          <m:t>0.6</m:t>
         </m:r>
         <m:r>
           <m:t>,</m:t>
         </m:r>
         <m:r>
-          <m:t>960</m:t>
+          <m:t>1.7</m:t>
+        </m:r>
+        <m:r>
+          <m:t>]</m:t>
         </m:r>
       </m:oMath>
       <w:r>
-        <w:t xml:space="preserve"> </w:t>
-      </w:r>
-      <w:r>
-        <w:t xml:space="preserve">elicitation cells, of which</w:t>
-      </w:r>
-      <w:r>
-        <w:t xml:space="preserve"> </w:t>
-      </w:r>
-      <w:r>
-        <w:t xml:space="preserve">10</w:t>
-      </w:r>
-      <w:r>
-        <w:t xml:space="preserve">,</w:t>
-      </w:r>
-      <w:r>
-        <w:t xml:space="preserve">793 returned substantive content. One earlier-version xAI snapshot returned blank answers for all</w:t>
-      </w:r>
-      <w:r>
-        <w:t xml:space="preserve"> </w:t>
-      </w:r>
-      <w:r>
-        <w:t xml:space="preserve">2</w:t>
-      </w:r>
-      <w:r>
-        <w:t xml:space="preserve">,</w:t>
-      </w:r>
-      <w:r>
-        <w:t xml:space="preserve">160 cells assigned to it; this block is retained as a documented dead cell and is not imputed.</w:t>
-      </w:r>
-      <w:r>
-        <w:t xml:space="preserve"> </w:t>
-      </w:r>
-      <w:r>
-        <w:t xml:space="preserve">Comparisons requiring full current-and-prior snapshot coverage therefore use the two providers with full</w:t>
-      </w:r>
-      <w:r>
-        <w:t xml:space="preserve"> </w:t>
-      </w:r>
-      <w:r>
-        <w:t xml:space="preserve">coverage. Each call is stored as an immutable JSON record containing the experimental specification, the</w:t>
-      </w:r>
-      <w:r>
-        <w:t xml:space="preserve"> </w:t>
-      </w:r>
-      <w:r>
-        <w:t xml:space="preserve">returned content, and the available provider metadata. Data collection and analysis are separated: all</w:t>
-      </w:r>
-      <w:r>
-        <w:t xml:space="preserve"> </w:t>
-      </w:r>
-      <w:r>
-        <w:t xml:space="preserve">confirmatory analyses run only on the frozen response corpus and do not re-query any model.</w:t>
+        <w:t xml:space="preserve">. The same factor applies to all monetary amounts, so the credit-health</w:t>
+      </w:r>
+      <w:r>
+        <w:t xml:space="preserve"> </w:t>
+      </w:r>
+      <w:r>
+        <w:t xml:space="preserve">analysis retains the financial-ratio structure while disrupting exact-figure lookup. We also</w:t>
+      </w:r>
+      <w:r>
+        <w:t xml:space="preserve"> </w:t>
+      </w:r>
+      <w:r>
+        <w:t xml:space="preserve">exclude consumer-facing companies to reduce recognition from highly distinctive public profiles. The</w:t>
+      </w:r>
+      <w:r>
+        <w:t xml:space="preserve"> </w:t>
+      </w:r>
+      <w:r>
+        <w:t xml:space="preserve">fingerprint-identification rate falls to 2.9% after perturbation, below the pre-registered 5%</w:t>
+      </w:r>
+      <w:r>
+        <w:t xml:space="preserve"> </w:t>
+      </w:r>
+      <w:r>
+        <w:t xml:space="preserve">decontamination threshold.</w:t>
+      </w:r>
+    </w:p>
+    <w:p>
+      <w:pPr>
+        <w:pStyle w:val="BodyText"/>
+      </w:pPr>
+      <w:r>
+        <w:t xml:space="preserve">Each decontaminated issuer is then scored on a fixed 12-specification grid spanning presentation,</w:t>
+      </w:r>
+      <w:r>
+        <w:t xml:space="preserve"> </w:t>
+      </w:r>
+      <w:r>
+        <w:t xml:space="preserve">provider, prompt paraphrase, and output format, at three seeds, and the constructed battery is re-scored</w:t>
+      </w:r>
+      <w:r>
+        <w:t xml:space="preserve"> </w:t>
+      </w:r>
+      <w:r>
+        <w:t xml:space="preserve">under the same grid for a matched comparison on the WATCH stratum. This arm uses disclosed agency ratings</w:t>
+      </w:r>
+      <w:r>
+        <w:t xml:space="preserve"> </w:t>
+      </w:r>
+      <w:r>
+        <w:t xml:space="preserve">as a descriptive real-world reference; the primary comparison is stability across specifications.</w:t>
       </w:r>
     </w:p>
     <w:p>
       <w:pPr>
         <w:pStyle w:val="Heading2"/>
       </w:pPr>
-      <w:bookmarkStart w:id="50" w:name="X335739e5c0faa9978e4fea8c9e114a2f4c49f66"/>
-      <w:r>
-        <w:t xml:space="preserve">Outcome construction and statistical analysis</w:t>
+      <w:bookmarkStart w:id="50" w:name="reproducibility"/>
+      <w:r>
+        <w:t xml:space="preserve">Reproducibility</w:t>
       </w:r>
       <w:bookmarkEnd w:id="50"/>
-    </w:p>
-    <w:p>
-      <w:pPr>
-        <w:pStyle w:val="FirstParagraph"/>
-      </w:pPr>
-      <w:r>
-        <w:t xml:space="preserve">Stored model responses are parsed under three rules—strict, lenient, and tolerant—applied after</w:t>
-      </w:r>
-      <w:r>
-        <w:t xml:space="preserve"> </w:t>
-      </w:r>
-      <w:r>
-        <w:t xml:space="preserve">collection. Credit ratings are first expressed on the full 21-grade letter scale and then deterministically</w:t>
-      </w:r>
-      <w:r>
-        <w:t xml:space="preserve"> </w:t>
-      </w:r>
-      <w:r>
-        <w:t xml:space="preserve">aggregated into notch categories, three broad credit bands, and the binary investment-grade/high-yield</w:t>
-      </w:r>
-      <w:r>
-        <w:t xml:space="preserve"> </w:t>
-      </w:r>
-      <w:r>
-        <w:t xml:space="preserve">classification. This permits examination of stability at increasingly coarse rating resolutions without</w:t>
-      </w:r>
-      <w:r>
-        <w:t xml:space="preserve"> </w:t>
-      </w:r>
-      <w:r>
-        <w:t xml:space="preserve">additional model calls.</w:t>
-      </w:r>
-    </w:p>
-    <w:p>
-      <w:pPr>
-        <w:pStyle w:val="BodyText"/>
-      </w:pPr>
-      <w:r>
-        <w:t xml:space="preserve">Agreement across specifications is measured with Fleiss’</w:t>
-      </w:r>
-      <w:r>
-        <w:t xml:space="preserve"> </w:t>
-      </w:r>
-      <m:oMath>
-        <m:r>
-          <m:t>κ</m:t>
-        </m:r>
-      </m:oMath>
-      <w:r>
-        <w:t xml:space="preserve">. Within- and cross-provider agreement</w:t>
-      </w:r>
-      <w:r>
-        <w:t xml:space="preserve"> </w:t>
-      </w:r>
-      <w:r>
-        <w:t xml:space="preserve">is computed on matched firm profiles and seeds, and the contrast between homogeneous and heterogeneous</w:t>
-      </w:r>
-      <w:r>
-        <w:t xml:space="preserve"> </w:t>
-      </w:r>
-      <w:r>
-        <w:t xml:space="preserve">ensembles is summarized by</w:t>
-      </w:r>
-      <w:r>
-        <w:t xml:space="preserve"> </w:t>
-      </w:r>
-      <m:oMath>
-        <m:r>
-          <m:t>Δ</m:t>
-        </m:r>
-        <m:r>
-          <m:t>κ</m:t>
-        </m:r>
-      </m:oMath>
-      <w:r>
-        <w:t xml:space="preserve"> </w:t>
-      </w:r>
-      <w:r>
-        <w:t xml:space="preserve">with profile-clustered bootstrap confidence intervals.</w:t>
-      </w:r>
-      <w:r>
-        <w:t xml:space="preserve"> </w:t>
-      </w:r>
-      <w:r>
-        <w:t xml:space="preserve">Variation in the full letter-rating rank is decomposed with a mixed-effects model with effects for the</w:t>
-      </w:r>
-      <w:r>
-        <w:t xml:space="preserve"> </w:t>
-      </w:r>
-      <w:r>
-        <w:t xml:space="preserve">underlying item, the elicitation-design dimensions, the provider-by-item interaction, and residual</w:t>
-      </w:r>
-      <w:r>
-        <w:t xml:space="preserve"> </w:t>
-      </w:r>
-      <w:r>
-        <w:t xml:space="preserve">run-level variation.</w:t>
-      </w:r>
-    </w:p>
-    <w:p>
-      <w:pPr>
-        <w:pStyle w:val="BodyText"/>
-      </w:pPr>
-      <w:r>
-        <w:t xml:space="preserve">All analyses are pre-registered unless labelled post-hoc, and inference uses distribution-free resampling</w:t>
-      </w:r>
-      <w:r>
-        <w:t xml:space="preserve"> </w:t>
-      </w:r>
-      <w:r>
-        <w:t xml:space="preserve">throughout, so no normality assumption is made. Uncertainty for the main quantities is estimated by</w:t>
-      </w:r>
-      <w:r>
-        <w:t xml:space="preserve"> </w:t>
-      </w:r>
-      <w:r>
-        <w:t xml:space="preserve">percentile bootstrap resampling over the underlying firm profiles rather than over individual model calls,</w:t>
-      </w:r>
-      <w:r>
-        <w:t xml:space="preserve"> </w:t>
-      </w:r>
-      <w:r>
-        <w:t xml:space="preserve">thereby preserving dependence among repeated elicitations of the same profile. The</w:t>
-      </w:r>
-      <w:r>
-        <w:t xml:space="preserve"> </w:t>
-      </w:r>
-      <w:r>
-        <w:t xml:space="preserve">investment-grade/high-yield flip rate and the portfolio-turnover estimate use 2</w:t>
-      </w:r>
-      <w:r>
-        <w:t xml:space="preserve">,</w:t>
-      </w:r>
-      <w:r>
-        <w:t xml:space="preserve">000 bootstrap</w:t>
-      </w:r>
-      <w:r>
-        <w:t xml:space="preserve"> </w:t>
-      </w:r>
-      <w:r>
-        <w:t xml:space="preserve">replicates, and specification-curve quantities use 1</w:t>
-      </w:r>
-      <w:r>
-        <w:t xml:space="preserve">,</w:t>
-      </w:r>
-      <w:r>
-        <w:t xml:space="preserve">000 replicates where applicable; point estimates</w:t>
-      </w:r>
-      <w:r>
-        <w:t xml:space="preserve"> </w:t>
-      </w:r>
-      <w:r>
-        <w:t xml:space="preserve">are reported with two-sided 95% confidence intervals. Specification invariance under deterministic</w:t>
-      </w:r>
-      <w:r>
-        <w:t xml:space="preserve"> </w:t>
-      </w:r>
-      <w:r>
-        <w:t xml:space="preserve">execution is tested on the provider-setting combination whose metadata confirm that temperature was</w:t>
-      </w:r>
-      <w:r>
-        <w:t xml:space="preserve"> </w:t>
-      </w:r>
-      <w:r>
-        <w:t xml:space="preserve">honored (Google at temperature 0): the observed between-specification spread in credit-band accuracy is</w:t>
-      </w:r>
-      <w:r>
-        <w:t xml:space="preserve"> </w:t>
-      </w:r>
-      <w:r>
-        <w:t xml:space="preserve">compared with the distribution generated by 999 permutations in a one-sided label-permutation test,</w:t>
-      </w:r>
-      <w:r>
-        <w:t xml:space="preserve"> </w:t>
-      </w:r>
-      <m:oMath>
-        <m:r>
-          <m:t>p</m:t>
-        </m:r>
-        <m:r>
-          <m:t>=</m:t>
-        </m:r>
-        <m:r>
-          <m:t>(</m:t>
-        </m:r>
-        <m:r>
-          <m:t>k</m:t>
-        </m:r>
-        <m:r>
-          <m:t>+</m:t>
-        </m:r>
-        <m:r>
-          <m:t>1</m:t>
-        </m:r>
-        <m:r>
-          <m:t>)</m:t>
-        </m:r>
-        <m:r>
-          <m:t>/</m:t>
-        </m:r>
-        <m:r>
-          <m:t>(</m:t>
-        </m:r>
-        <m:r>
-          <m:t>n</m:t>
-        </m:r>
-        <m:r>
-          <m:t>+</m:t>
-        </m:r>
-        <m:r>
-          <m:t>1</m:t>
-        </m:r>
-        <m:r>
-          <m:t>)</m:t>
-        </m:r>
-      </m:oMath>
-      <w:r>
-        <w:t xml:space="preserve">, where</w:t>
-      </w:r>
-      <w:r>
-        <w:t xml:space="preserve"> </w:t>
-      </w:r>
-      <m:oMath>
-        <m:r>
-          <m:t>k</m:t>
-        </m:r>
-      </m:oMath>
-      <w:r>
-        <w:t xml:space="preserve"> </w:t>
-      </w:r>
-      <w:r>
-        <w:t xml:space="preserve">is the number of permuted statistics at least as extreme as the observed</w:t>
-      </w:r>
-      <w:r>
-        <w:t xml:space="preserve"> </w:t>
-      </w:r>
-      <w:r>
-        <w:t xml:space="preserve">statistic and</w:t>
-      </w:r>
-      <w:r>
-        <w:t xml:space="preserve"> </w:t>
-      </w:r>
-      <m:oMath>
-        <m:r>
-          <m:t>n</m:t>
-        </m:r>
-        <m:r>
-          <m:t>=</m:t>
-        </m:r>
-        <m:r>
-          <m:t>999</m:t>
-        </m:r>
-      </m:oMath>
-      <w:r>
-        <w:t xml:space="preserve">. The test is one-sided because only an observed spread larger than the permutation</w:t>
-      </w:r>
-      <w:r>
-        <w:t xml:space="preserve"> </w:t>
-      </w:r>
-      <w:r>
-        <w:t xml:space="preserve">distribution constitutes evidence against specification invariance. For the real-firm robustness</w:t>
-      </w:r>
-      <w:r>
-        <w:t xml:space="preserve"> </w:t>
-      </w:r>
-      <w:r>
-        <w:t xml:space="preserve">analysis, quantitative equivalence of the real-firm and constructed-battery WATCH-stratum flip shares is</w:t>
-      </w:r>
-      <w:r>
-        <w:t xml:space="preserve"> </w:t>
-      </w:r>
-      <w:r>
-        <w:t xml:space="preserve">assessed with two one-sided tests (TOST) against a pre-registered margin of</w:t>
-      </w:r>
-      <w:r>
-        <w:t xml:space="preserve"> </w:t>
-      </w:r>
-      <m:oMath>
-        <m:r>
-          <m:t>±</m:t>
-        </m:r>
-        <m:r>
-          <m:t>0.15</m:t>
-        </m:r>
-      </m:oMath>
-      <w:r>
-        <w:t xml:space="preserve">, based on 16</w:t>
-      </w:r>
-      <w:r>
-        <w:t xml:space="preserve"> </w:t>
-      </w:r>
-      <w:r>
-        <w:t xml:space="preserve">real-firm and 15 constructed WATCH observations. The significance threshold is</w:t>
-      </w:r>
-      <w:r>
-        <w:t xml:space="preserve"> </w:t>
-      </w:r>
-      <m:oMath>
-        <m:r>
-          <m:t>α</m:t>
-        </m:r>
-        <m:r>
-          <m:t>=</m:t>
-        </m:r>
-        <m:r>
-          <m:t>0.05</m:t>
-        </m:r>
-      </m:oMath>
-      <w:r>
-        <w:t xml:space="preserve"> </w:t>
-      </w:r>
-      <w:r>
-        <w:t xml:space="preserve">for all</w:t>
-      </w:r>
-      <w:r>
-        <w:t xml:space="preserve"> </w:t>
-      </w:r>
-      <w:r>
-        <w:t xml:space="preserve">formal tests. To mitigate the risk of selective reporting within the specification multiverse, we</w:t>
-      </w:r>
-      <w:r>
-        <w:t xml:space="preserve"> </w:t>
-      </w:r>
-      <w:r>
-        <w:t xml:space="preserve">pre-registered the estimands and specification grid and report the entire specification curve rather than</w:t>
-      </w:r>
-      <w:r>
-        <w:t xml:space="preserve"> </w:t>
-      </w:r>
-      <w:r>
-        <w:t xml:space="preserve">a selected subset. We reserve</w:t>
-      </w:r>
-      <w:r>
-        <w:t xml:space="preserve"> </w:t>
-      </w:r>
-      <w:r>
-        <w:t xml:space="preserve">“</w:t>
-      </w:r>
-      <w:r>
-        <w:t xml:space="preserve">significant</w:t>
-      </w:r>
-      <w:r>
-        <w:t xml:space="preserve">”</w:t>
-      </w:r>
-      <w:r>
-        <w:t xml:space="preserve"> </w:t>
-      </w:r>
-      <w:r>
-        <w:t xml:space="preserve">for results accompanied by a</w:t>
-      </w:r>
-      <w:r>
-        <w:t xml:space="preserve"> </w:t>
-      </w:r>
-      <m:oMath>
-        <m:r>
-          <m:t>p</m:t>
-        </m:r>
-      </m:oMath>
-      <w:r>
-        <w:t xml:space="preserve">-value and otherwise use</w:t>
-      </w:r>
-      <w:r>
-        <w:t xml:space="preserve"> </w:t>
-      </w:r>
-      <w:r>
-        <w:t xml:space="preserve">“</w:t>
-      </w:r>
-      <w:r>
-        <w:t xml:space="preserve">substantial</w:t>
-      </w:r>
-      <w:r>
-        <w:t xml:space="preserve">”</w:t>
-      </w:r>
-      <w:r>
-        <w:t xml:space="preserve"> </w:t>
-      </w:r>
-      <w:r>
-        <w:t xml:space="preserve">or</w:t>
-      </w:r>
-      <w:r>
-        <w:t xml:space="preserve"> </w:t>
-      </w:r>
-      <w:r>
-        <w:t xml:space="preserve">“</w:t>
-      </w:r>
-      <w:r>
-        <w:t xml:space="preserve">considerable.</w:t>
-      </w:r>
-      <w:r>
-        <w:t xml:space="preserve">”</w:t>
-      </w:r>
-    </w:p>
-    <w:p>
-      <w:pPr>
-        <w:pStyle w:val="BodyText"/>
-      </w:pPr>
-      <w:r>
-        <w:t xml:space="preserve">For the binary IG/HY outcome, the per-comparison flip probability is computed separately for each</w:t>
-      </w:r>
-      <w:r>
-        <w:t xml:space="preserve"> </w:t>
-      </w:r>
-      <w:r>
-        <w:t xml:space="preserve">credit-health profile from its observed distribution of ratings across the entire elicitation grid, so</w:t>
-      </w:r>
-      <w:r>
-        <w:t xml:space="preserve"> </w:t>
-      </w:r>
-      <w:r>
-        <w:t xml:space="preserve">that two elicitations may differ on any specification dimension or seed. The resulting pair falls on</w:t>
-      </w:r>
-      <w:r>
-        <w:t xml:space="preserve"> </w:t>
-      </w:r>
-      <w:r>
-        <w:t xml:space="preserve">opposite sides of the IG/HY boundary with probability equal to one minus the Gini–Simpson concentration</w:t>
-      </w:r>
-      <w:r>
-        <w:t xml:space="preserve"> </w:t>
-      </w:r>
-      <w:r>
-        <w:t xml:space="preserve">of the profile’s binary labels, and the reported flip rate is the average of this quantity over the 45</w:t>
-      </w:r>
-      <w:r>
-        <w:t xml:space="preserve"> </w:t>
-      </w:r>
-      <w:r>
-        <w:t xml:space="preserve">credit-health profiles.</w:t>
-      </w:r>
-    </w:p>
-    <w:p>
-      <w:pPr>
-        <w:pStyle w:val="Heading2"/>
-      </w:pPr>
-      <w:bookmarkStart w:id="51" w:name="economic-translation"/>
-      <w:r>
-        <w:t xml:space="preserve">Economic translation</w:t>
-      </w:r>
-      <w:bookmarkEnd w:id="51"/>
-    </w:p>
-    <w:p>
-      <w:pPr>
-        <w:pStyle w:val="FirstParagraph"/>
-      </w:pPr>
-      <w:r>
-        <w:t xml:space="preserve">The economic translations are post-hoc calibrations that express the magnitude of rating instability in</w:t>
-      </w:r>
-      <w:r>
-        <w:t xml:space="preserve"> </w:t>
-      </w:r>
-      <w:r>
-        <w:t xml:space="preserve">decision-relevant units; they are not confirmatory tests. Portfolio turnover is computed from the 45</w:t>
-      </w:r>
-      <w:r>
-        <w:t xml:space="preserve"> </w:t>
-      </w:r>
-      <w:r>
-        <w:t xml:space="preserve">directional profiles as the share of positions whose modal buy/hold/sell decision changes across</w:t>
-      </w:r>
-      <w:r>
-        <w:t xml:space="preserve"> </w:t>
-      </w:r>
-      <w:r>
-        <w:t xml:space="preserve">elicitation specifications. Rating dispersion is transformed into indicative credit-spread variation</w:t>
-      </w:r>
-      <w:r>
-        <w:t xml:space="preserve"> </w:t>
-      </w:r>
-      <w:r>
-        <w:t xml:space="preserve">using the rating-spread schedule of Cornaggia et al. [30] and a cached daily</w:t>
-      </w:r>
-      <w:r>
-        <w:t xml:space="preserve"> </w:t>
-      </w:r>
-      <w:r>
-        <w:t xml:space="preserve">option-adjusted-spread series. For the regulatory-capital illustration, each specification’s rating is</w:t>
-      </w:r>
-      <w:r>
-        <w:t xml:space="preserve"> </w:t>
-      </w:r>
-      <w:r>
-        <w:t xml:space="preserve">mapped through the Basel CRE20 standardized external-ratings risk-weight schedule [31] and</w:t>
-      </w:r>
-      <w:r>
-        <w:t xml:space="preserve"> </w:t>
-      </w:r>
-      <w:r>
-        <w:t xml:space="preserve">applied to the same hypothetical $45 billion equal-weight corporate portfolio, so that the capital range</w:t>
-      </w:r>
-      <w:r>
-        <w:t xml:space="preserve"> </w:t>
-      </w:r>
-      <w:r>
-        <w:t xml:space="preserve">reflects only differences in the elicited rating. The comparison with the Basel Regulatory Consistency</w:t>
-      </w:r>
-      <w:r>
-        <w:t xml:space="preserve"> </w:t>
-      </w:r>
-      <w:r>
-        <w:t xml:space="preserve">Assessment Programme [32] is used only as a magnitude calibration, not as an identity</w:t>
-      </w:r>
-      <w:r>
-        <w:t xml:space="preserve"> </w:t>
-      </w:r>
-      <w:r>
-        <w:t xml:space="preserve">between the two settings.</w:t>
-      </w:r>
-    </w:p>
-    <w:p>
-      <w:pPr>
-        <w:pStyle w:val="Heading2"/>
-      </w:pPr>
-      <w:bookmarkStart w:id="52" w:name="real-firm-arm"/>
-      <w:r>
-        <w:t xml:space="preserve">Real-firm arm</w:t>
-      </w:r>
-      <w:bookmarkEnd w:id="52"/>
-    </w:p>
-    <w:p>
-      <w:pPr>
-        <w:pStyle w:val="FirstParagraph"/>
-      </w:pPr>
-      <w:r>
-        <w:t xml:space="preserve">To test the persistence of specification instability outside the constructed battery, we assemble a</w:t>
-      </w:r>
-      <w:r>
-        <w:t xml:space="preserve"> </w:t>
-      </w:r>
-      <w:r>
-        <w:t xml:space="preserve">complementary sample of 31 U.S. business-to-business issuers with market capitalizations between $2</w:t>
-      </w:r>
-      <w:r>
-        <w:t xml:space="preserve"> </w:t>
-      </w:r>
-      <w:r>
-        <w:t xml:space="preserve">billion and $15 billion whose most recent Form 10-K discloses a current long-term agency credit rating.</w:t>
-      </w:r>
-      <w:r>
-        <w:t xml:space="preserve"> </w:t>
-      </w:r>
-      <w:r>
-        <w:t xml:space="preserve">S&amp;P is the primary rating source; where S&amp;P ratings are unavailable, Moody’s or Fitch ratings are</w:t>
-      </w:r>
-      <w:r>
-        <w:t xml:space="preserve"> </w:t>
-      </w:r>
-      <w:r>
-        <w:t xml:space="preserve">mapped to a common scale. Each rating is preserved with a verbatim filing quotation, a permanent SEC</w:t>
-      </w:r>
-      <w:r>
-        <w:t xml:space="preserve"> </w:t>
-      </w:r>
-      <w:r>
-        <w:t xml:space="preserve">document URL, and a document hash.</w:t>
-      </w:r>
-    </w:p>
-    <w:p>
-      <w:pPr>
-        <w:pStyle w:val="BodyText"/>
-      </w:pPr>
-      <w:r>
-        <w:t xml:space="preserve">Because these figures are publicly reported by real issuers, there is a risk of contamination if a model</w:t>
-      </w:r>
-      <w:r>
-        <w:t xml:space="preserve"> </w:t>
-      </w:r>
-      <w:r>
-        <w:t xml:space="preserve">can identify a company. We therefore first perform a pre-registered fingerprinting test in which the</w:t>
-      </w:r>
-      <w:r>
-        <w:t xml:space="preserve"> </w:t>
-      </w:r>
-      <w:r>
-        <w:t xml:space="preserve">models are asked to identify issuers from anonymized financial profiles; Gemini-Flash identifies about</w:t>
-      </w:r>
-      <w:r>
-        <w:t xml:space="preserve"> </w:t>
-      </w:r>
-      <w:r>
-        <w:t xml:space="preserve">22% of the selected issuers from the original figures, confirming that removing the company name does not</w:t>
-      </w:r>
-      <w:r>
-        <w:t xml:space="preserve"> </w:t>
-      </w:r>
-      <w:r>
-        <w:t xml:space="preserve">guarantee independence from memorized issuer information. To reduce this risk, every dollar-denominated</w:t>
-      </w:r>
-      <w:r>
-        <w:t xml:space="preserve"> </w:t>
-      </w:r>
-      <w:r>
-        <w:t xml:space="preserve">quantity for an issuer is multiplied by a single issuer-specific factor sampled from a log-uniform</w:t>
-      </w:r>
-      <w:r>
-        <w:t xml:space="preserve"> </w:t>
-      </w:r>
-      <w:r>
-        <w:t xml:space="preserve">distribution over</w:t>
-      </w:r>
-      <w:r>
-        <w:t xml:space="preserve"> </w:t>
-      </w:r>
-      <m:oMath>
-        <m:r>
-          <m:t>[</m:t>
-        </m:r>
-        <m:r>
-          <m:t>0.6</m:t>
-        </m:r>
-        <m:r>
-          <m:t>,</m:t>
-        </m:r>
-        <m:r>
-          <m:t>1.7</m:t>
-        </m:r>
-        <m:r>
-          <m:t>]</m:t>
-        </m:r>
-      </m:oMath>
-      <w:r>
-        <w:t xml:space="preserve">. The same factor applies to all monetary amounts, so the credit-health</w:t>
-      </w:r>
-      <w:r>
-        <w:t xml:space="preserve"> </w:t>
-      </w:r>
-      <w:r>
-        <w:t xml:space="preserve">analysis retains the financial-ratio structure while disrupting exact-figure lookup. We also</w:t>
-      </w:r>
-      <w:r>
-        <w:t xml:space="preserve"> </w:t>
-      </w:r>
-      <w:r>
-        <w:t xml:space="preserve">exclude consumer-facing companies to reduce recognition from highly distinctive public profiles. The</w:t>
-      </w:r>
-      <w:r>
-        <w:t xml:space="preserve"> </w:t>
-      </w:r>
-      <w:r>
-        <w:t xml:space="preserve">fingerprint-identification rate falls to 2.9% after perturbation, below the pre-registered 5%</w:t>
-      </w:r>
-      <w:r>
-        <w:t xml:space="preserve"> </w:t>
-      </w:r>
-      <w:r>
-        <w:t xml:space="preserve">decontamination threshold.</w:t>
-      </w:r>
-    </w:p>
-    <w:p>
-      <w:pPr>
-        <w:pStyle w:val="BodyText"/>
-      </w:pPr>
-      <w:r>
-        <w:t xml:space="preserve">Each decontaminated issuer is then scored on a fixed 12-specification grid spanning presentation,</w:t>
-      </w:r>
-      <w:r>
-        <w:t xml:space="preserve"> </w:t>
-      </w:r>
-      <w:r>
-        <w:t xml:space="preserve">provider, prompt paraphrase, and output format, at three seeds, and the constructed battery is re-scored</w:t>
-      </w:r>
-      <w:r>
-        <w:t xml:space="preserve"> </w:t>
-      </w:r>
-      <w:r>
-        <w:t xml:space="preserve">under the same grid for a matched comparison on the WATCH stratum. This arm uses disclosed agency ratings</w:t>
-      </w:r>
-      <w:r>
-        <w:t xml:space="preserve"> </w:t>
-      </w:r>
-      <w:r>
-        <w:t xml:space="preserve">as a descriptive real-world reference; the primary comparison is stability across specifications.</w:t>
-      </w:r>
-    </w:p>
-    <w:p>
-      <w:pPr>
-        <w:pStyle w:val="Heading2"/>
-      </w:pPr>
-      <w:bookmarkStart w:id="53" w:name="reproducibility"/>
-      <w:r>
-        <w:t xml:space="preserve">Reproducibility</w:t>
-      </w:r>
-      <w:bookmarkEnd w:id="53"/>
     </w:p>
     <w:p>
       <w:pPr>
@@ -5361,11 +5367,11 @@
       <w:pPr>
         <w:pStyle w:val="Heading2"/>
       </w:pPr>
-      <w:bookmarkStart w:id="54" w:name="data-availability"/>
-      <w:r>
-        <w:t xml:space="preserve">Data availability</w:t>
-      </w:r>
-      <w:bookmarkEnd w:id="54"/>
+      <w:bookmarkStart w:id="51" w:name="data-availability"/>
+      <w:r>
+        <w:t xml:space="preserve">Data Availability</w:t>
+      </w:r>
+      <w:bookmarkEnd w:id="51"/>
     </w:p>
     <w:p>
       <w:pPr>
@@ -5380,7 +5386,7 @@
       <w:r>
         <w:t xml:space="preserve">reproducibility capsule archived on Zenodo (</w:t>
       </w:r>
-      <w:hyperlink r:id="rId55">
+      <w:hyperlink r:id="rId52">
         <w:r>
           <w:rPr>
             <w:rStyle w:val="Hyperlink"/>
@@ -5400,7 +5406,7 @@
       <w:r>
         <w:t xml:space="preserve"> </w:t>
       </w:r>
-      <w:hyperlink r:id="rId56">
+      <w:hyperlink r:id="rId53">
         <w:r>
           <w:rPr>
             <w:rStyle w:val="Hyperlink"/>
@@ -5715,11 +5721,11 @@
       <w:pPr>
         <w:pStyle w:val="Heading2"/>
       </w:pPr>
-      <w:bookmarkStart w:id="57" w:name="code-availability"/>
+      <w:bookmarkStart w:id="54" w:name="code-availability"/>
       <w:r>
         <w:t xml:space="preserve">Code availability</w:t>
       </w:r>
-      <w:bookmarkEnd w:id="57"/>
+      <w:bookmarkEnd w:id="54"/>
     </w:p>
     <w:p>
       <w:pPr>
@@ -5766,11 +5772,11 @@
       <w:pPr>
         <w:pStyle w:val="Heading1"/>
       </w:pPr>
-      <w:bookmarkStart w:id="58" w:name="references"/>
+      <w:bookmarkStart w:id="55" w:name="references"/>
       <w:r>
         <w:t xml:space="preserve">References</w:t>
       </w:r>
-      <w:bookmarkEnd w:id="58"/>
+      <w:bookmarkEnd w:id="55"/>
     </w:p>
     <w:p>
       <w:pPr>
@@ -5941,22 +5947,7 @@
         </w:numPr>
       </w:pPr>
       <w:r>
-        <w:t xml:space="preserve">Gelman, A. &amp; Loken, E. The garden of forking paths: Why multiple comparisons can be a problem, even when there is no</w:t>
-      </w:r>
-      <w:r>
-        <w:t xml:space="preserve"> </w:t>
-      </w:r>
-      <w:r>
-        <w:t xml:space="preserve">“</w:t>
-      </w:r>
-      <w:r>
-        <w:t xml:space="preserve">fishing expedition</w:t>
-      </w:r>
-      <w:r>
-        <w:t xml:space="preserve">”</w:t>
-      </w:r>
-      <w:r>
-        <w:t xml:space="preserve">. Department of Statistics, Columbia University (working paper) (2013).</w:t>
+        <w:t xml:space="preserve">Gelman, A. &amp; Loken, E. The statistical crisis in science. American Scientist 102, 460–465 (2014).</w:t>
       </w:r>
     </w:p>
     <w:p>
@@ -6172,11 +6163,11 @@
       <w:pPr>
         <w:pStyle w:val="Heading2"/>
       </w:pPr>
-      <w:bookmarkStart w:id="59" w:name="author-contributions"/>
+      <w:bookmarkStart w:id="56" w:name="author-contributions"/>
       <w:r>
         <w:t xml:space="preserve">Author contributions</w:t>
       </w:r>
-      <w:bookmarkEnd w:id="59"/>
+      <w:bookmarkEnd w:id="56"/>
     </w:p>
     <w:p>
       <w:pPr>
@@ -6226,11 +6217,11 @@
       <w:pPr>
         <w:pStyle w:val="Heading2"/>
       </w:pPr>
-      <w:bookmarkStart w:id="60" w:name="ethics-declarations"/>
+      <w:bookmarkStart w:id="57" w:name="ethics-declarations"/>
       <w:r>
         <w:t xml:space="preserve">Ethics declarations</w:t>
       </w:r>
-      <w:bookmarkEnd w:id="60"/>
+      <w:bookmarkEnd w:id="57"/>
     </w:p>
     <w:p>
       <w:pPr>
@@ -6262,11 +6253,11 @@
       <w:pPr>
         <w:pStyle w:val="Heading2"/>
       </w:pPr>
-      <w:bookmarkStart w:id="61" w:name="additional-information"/>
+      <w:bookmarkStart w:id="58" w:name="additional-information"/>
       <w:r>
         <w:t xml:space="preserve">Additional Information</w:t>
       </w:r>
-      <w:bookmarkEnd w:id="61"/>
+      <w:bookmarkEnd w:id="58"/>
     </w:p>
     <w:p>
       <w:pPr>
@@ -6282,7 +6273,7 @@
         <w:t xml:space="preserve"> </w:t>
       </w:r>
       <w:r>
-        <w:t xml:space="preserve">The authors declare no competing interests.</w:t>
+        <w:t xml:space="preserve">S.C. and R.C. each declare no competing interests.</w:t>
       </w:r>
       <w:r>
         <w:br/>
